--- a/docs/user-manual.docx
+++ b/docs/user-manual.docx
@@ -229,7 +229,50 @@
           <w:sz w:val="22"/>
           <w:szCs w:val="22"/>
         </w:rPr>
-        <w:t xml:space="preserve">Capture or upload your face photo. </w:t>
+        <w:t>Capture or upload a face photo if you want one.</w:t>
+      </w:r>
+      <w:r>
+        <w:rPr>
+          <w:rFonts w:ascii="Segoe UI" w:eastAsia="Times New Roman" w:hAnsi="Segoe UI" w:cs="Segoe UI"/>
+          <w:sz w:val="22"/>
+          <w:szCs w:val="22"/>
+        </w:rPr>
+        <w:t xml:space="preserve"> This step is </w:t>
+      </w:r>
+      <w:r>
+        <w:rPr>
+          <w:rFonts w:ascii="Segoe UI" w:eastAsia="Times New Roman" w:hAnsi="Segoe UI" w:cs="Segoe UI"/>
+          <w:b/>
+          <w:bCs/>
+          <w:sz w:val="22"/>
+          <w:szCs w:val="22"/>
+        </w:rPr>
+        <w:t>optional</w:t>
+      </w:r>
+      <w:r>
+        <w:rPr>
+          <w:rFonts w:ascii="Segoe UI" w:eastAsia="Times New Roman" w:hAnsi="Segoe UI" w:cs="Segoe UI"/>
+          <w:sz w:val="22"/>
+          <w:szCs w:val="22"/>
+        </w:rPr>
+        <w:t xml:space="preserve">. </w:t>
+      </w:r>
+      <w:r>
+        <w:rPr>
+          <w:rFonts w:ascii="Segoe UI" w:eastAsia="Times New Roman" w:hAnsi="Segoe UI" w:cs="Segoe UI"/>
+          <w:sz w:val="22"/>
+          <w:szCs w:val="22"/>
+        </w:rPr>
+        <w:br/>
+        <w:t>A face is a second way to sign in, not an extra check on top of your password, so an account without one works exactly the same — it just signs in with the password. If you skip it and change your mind, an administrator adds it for</w:t>
+      </w:r>
+      <w:r>
+        <w:rPr>
+          <w:rFonts w:ascii="Segoe UI" w:eastAsia="Times New Roman" w:hAnsi="Segoe UI" w:cs="Segoe UI"/>
+          <w:sz w:val="22"/>
+          <w:szCs w:val="22"/>
+        </w:rPr>
+        <w:t xml:space="preserve"> you on the Users page. </w:t>
       </w:r>
     </w:p>
     <w:p>
@@ -261,25 +304,69 @@
           <w:sz w:val="22"/>
           <w:szCs w:val="22"/>
         </w:rPr>
-        <w:t>Regi</w:t>
-      </w:r>
-      <w:r>
-        <w:rPr>
-          <w:rFonts w:ascii="Segoe UI" w:eastAsia="Times New Roman" w:hAnsi="Segoe UI" w:cs="Segoe UI"/>
+        <w:t>Register</w:t>
+      </w:r>
+      <w:r>
+        <w:rPr>
+          <w:rFonts w:ascii="Segoe UI" w:eastAsia="Times New Roman" w:hAnsi="Segoe UI" w:cs="Segoe UI"/>
+          <w:sz w:val="22"/>
+          <w:szCs w:val="22"/>
+        </w:rPr>
+        <w:t xml:space="preserve">. </w:t>
+      </w:r>
+    </w:p>
+    <w:p>
+      <w:pPr>
+        <w:pStyle w:val="NormalWeb"/>
+        <w:rPr>
+          <w:rFonts w:ascii="Segoe UI" w:hAnsi="Segoe UI" w:cs="Segoe UI"/>
+          <w:sz w:val="22"/>
+          <w:szCs w:val="22"/>
+        </w:rPr>
+      </w:pPr>
+      <w:r>
+        <w:rPr>
+          <w:rFonts w:ascii="Segoe UI" w:hAnsi="Segoe UI" w:cs="Segoe UI"/>
           <w:b/>
           <w:bCs/>
           <w:sz w:val="22"/>
           <w:szCs w:val="22"/>
         </w:rPr>
-        <w:t>ster</w:t>
-      </w:r>
-      <w:r>
-        <w:rPr>
-          <w:rFonts w:ascii="Segoe UI" w:eastAsia="Times New Roman" w:hAnsi="Segoe UI" w:cs="Segoe UI"/>
-          <w:sz w:val="22"/>
-          <w:szCs w:val="22"/>
-        </w:rPr>
-        <w:t xml:space="preserve">. </w:t>
+        <w:t>You are not signed in yet.</w:t>
+      </w:r>
+      <w:r>
+        <w:rPr>
+          <w:rFonts w:ascii="Segoe UI" w:hAnsi="Segoe UI" w:cs="Segoe UI"/>
+          <w:sz w:val="22"/>
+          <w:szCs w:val="22"/>
+        </w:rPr>
+        <w:t xml:space="preserve"> A new account is created with the status </w:t>
+      </w:r>
+      <w:r>
+        <w:rPr>
+          <w:rFonts w:ascii="Segoe UI" w:hAnsi="Segoe UI" w:cs="Segoe UI"/>
+          <w:i/>
+          <w:iCs/>
+          <w:sz w:val="22"/>
+          <w:szCs w:val="22"/>
+        </w:rPr>
+        <w:t>Pending</w:t>
+      </w:r>
+      <w:r>
+        <w:rPr>
+          <w:rFonts w:ascii="Segoe UI" w:hAnsi="Segoe UI" w:cs="Segoe UI"/>
+          <w:sz w:val="22"/>
+          <w:szCs w:val="22"/>
+        </w:rPr>
+        <w:t xml:space="preserve"> and waits for an administrator to approve it. Until then, signing in is refused with a message saying so. Once an administrator allows it</w:t>
+      </w:r>
+      <w:r>
+        <w:rPr>
+          <w:rFonts w:ascii="Segoe UI" w:hAnsi="Segoe UI" w:cs="Segoe UI"/>
+          <w:sz w:val="22"/>
+          <w:szCs w:val="22"/>
+        </w:rPr>
+        <w:t>, you can sign in with no further steps — nothing is sent to you, so if you are waiting a while, ask them.</w:t>
       </w:r>
     </w:p>
     <w:p>
@@ -291,6 +378,54 @@
           <w:szCs w:val="22"/>
         </w:rPr>
       </w:pPr>
+      <w:r>
+        <w:rPr>
+          <w:rFonts w:ascii="Segoe UI" w:hAnsi="Segoe UI" w:cs="Segoe UI"/>
+          <w:sz w:val="22"/>
+          <w:szCs w:val="22"/>
+        </w:rPr>
+        <w:t>New accounts are ordinary user accounts. Only an administrator can make an account an administrator.</w:t>
+      </w:r>
+    </w:p>
+    <w:p>
+      <w:pPr>
+        <w:pStyle w:val="Heading2"/>
+        <w:rPr>
+          <w:rFonts w:ascii="Segoe UI" w:eastAsia="Times New Roman" w:hAnsi="Segoe UI" w:cs="Segoe UI"/>
+        </w:rPr>
+      </w:pPr>
+      <w:r>
+        <w:rPr>
+          <w:rFonts w:ascii="Segoe UI" w:eastAsia="Times New Roman" w:hAnsi="Segoe UI" w:cs="Segoe UI"/>
+        </w:rPr>
+        <w:t>3. Signing in</w:t>
+      </w:r>
+    </w:p>
+    <w:p>
+      <w:pPr>
+        <w:pStyle w:val="NormalWeb"/>
+        <w:rPr>
+          <w:rFonts w:ascii="Segoe UI" w:hAnsi="Segoe UI" w:cs="Segoe UI"/>
+          <w:sz w:val="22"/>
+          <w:szCs w:val="22"/>
+        </w:rPr>
+      </w:pPr>
+      <w:r>
+        <w:rPr>
+          <w:rFonts w:ascii="Segoe UI" w:hAnsi="Segoe UI" w:cs="Segoe UI"/>
+          <w:sz w:val="22"/>
+          <w:szCs w:val="22"/>
+        </w:rPr>
+        <w:t>There are two ways in, and you onl</w:t>
+      </w:r>
+      <w:r>
+        <w:rPr>
+          <w:rFonts w:ascii="Segoe UI" w:hAnsi="Segoe UI" w:cs="Segoe UI"/>
+          <w:sz w:val="22"/>
+          <w:szCs w:val="22"/>
+        </w:rPr>
+        <w:t xml:space="preserve">y need </w:t>
+      </w:r>
       <w:r>
         <w:rPr>
           <w:rFonts w:ascii="Segoe UI" w:hAnsi="Segoe UI" w:cs="Segoe UI"/>
@@ -299,41 +434,15 @@
           <w:sz w:val="22"/>
           <w:szCs w:val="22"/>
         </w:rPr>
-        <w:t>You are not signed in yet.</w:t>
-      </w:r>
-      <w:r>
-        <w:rPr>
-          <w:rFonts w:ascii="Segoe UI" w:hAnsi="Segoe UI" w:cs="Segoe UI"/>
-          <w:sz w:val="22"/>
-          <w:szCs w:val="22"/>
-        </w:rPr>
-        <w:t xml:space="preserve"> A new account is created with the status </w:t>
-      </w:r>
-      <w:r>
-        <w:rPr>
-          <w:rFonts w:ascii="Segoe UI" w:hAnsi="Segoe UI" w:cs="Segoe UI"/>
-          <w:i/>
-          <w:iCs/>
-          <w:sz w:val="22"/>
-          <w:szCs w:val="22"/>
-        </w:rPr>
-        <w:t>Pending</w:t>
-      </w:r>
-      <w:r>
-        <w:rPr>
-          <w:rFonts w:ascii="Segoe UI" w:hAnsi="Segoe UI" w:cs="Segoe UI"/>
-          <w:sz w:val="22"/>
-          <w:szCs w:val="22"/>
-        </w:rPr>
-        <w:t xml:space="preserve"> and waits for an administrator to approve it. Until then, signing in is refused with a message saying so. Once an administrator allows it, you can sign in with no further st</w:t>
-      </w:r>
-      <w:r>
-        <w:rPr>
-          <w:rFonts w:ascii="Segoe UI" w:hAnsi="Segoe UI" w:cs="Segoe UI"/>
-          <w:sz w:val="22"/>
-          <w:szCs w:val="22"/>
-        </w:rPr>
-        <w:t>eps — nothing is sent to you, so if you are waiting a while, ask them.</w:t>
+        <w:t>one</w:t>
+      </w:r>
+      <w:r>
+        <w:rPr>
+          <w:rFonts w:ascii="Segoe UI" w:hAnsi="Segoe UI" w:cs="Segoe UI"/>
+          <w:sz w:val="22"/>
+          <w:szCs w:val="22"/>
+        </w:rPr>
+        <w:t xml:space="preserve"> of them.</w:t>
       </w:r>
     </w:p>
     <w:p>
@@ -345,46 +454,6 @@
           <w:szCs w:val="22"/>
         </w:rPr>
       </w:pPr>
-      <w:r>
-        <w:rPr>
-          <w:rFonts w:ascii="Segoe UI" w:hAnsi="Segoe UI" w:cs="Segoe UI"/>
-          <w:sz w:val="22"/>
-          <w:szCs w:val="22"/>
-        </w:rPr>
-        <w:t>New accounts are ordinary user accounts. Only an administrator can make an account an administrator.</w:t>
-      </w:r>
-    </w:p>
-    <w:p>
-      <w:pPr>
-        <w:pStyle w:val="Heading2"/>
-        <w:rPr>
-          <w:rFonts w:ascii="Segoe UI" w:eastAsia="Times New Roman" w:hAnsi="Segoe UI" w:cs="Segoe UI"/>
-        </w:rPr>
-      </w:pPr>
-      <w:r>
-        <w:rPr>
-          <w:rFonts w:ascii="Segoe UI" w:eastAsia="Times New Roman" w:hAnsi="Segoe UI" w:cs="Segoe UI"/>
-        </w:rPr>
-        <w:t>3. Signing in</w:t>
-      </w:r>
-    </w:p>
-    <w:p>
-      <w:pPr>
-        <w:pStyle w:val="NormalWeb"/>
-        <w:rPr>
-          <w:rFonts w:ascii="Segoe UI" w:hAnsi="Segoe UI" w:cs="Segoe UI"/>
-          <w:sz w:val="22"/>
-          <w:szCs w:val="22"/>
-        </w:rPr>
-      </w:pPr>
-      <w:r>
-        <w:rPr>
-          <w:rFonts w:ascii="Segoe UI" w:hAnsi="Segoe UI" w:cs="Segoe UI"/>
-          <w:sz w:val="22"/>
-          <w:szCs w:val="22"/>
-        </w:rPr>
-        <w:t xml:space="preserve">There are two ways in, and you only need </w:t>
-      </w:r>
       <w:r>
         <w:rPr>
           <w:rFonts w:ascii="Segoe UI" w:hAnsi="Segoe UI" w:cs="Segoe UI"/>
@@ -393,26 +462,16 @@
           <w:sz w:val="22"/>
           <w:szCs w:val="22"/>
         </w:rPr>
-        <w:t>one</w:t>
-      </w:r>
-      <w:r>
-        <w:rPr>
-          <w:rFonts w:ascii="Segoe UI" w:hAnsi="Segoe UI" w:cs="Segoe UI"/>
-          <w:sz w:val="22"/>
-          <w:szCs w:val="22"/>
-        </w:rPr>
-        <w:t xml:space="preserve"> of them.</w:t>
-      </w:r>
-    </w:p>
-    <w:p>
-      <w:pPr>
-        <w:pStyle w:val="NormalWeb"/>
-        <w:rPr>
-          <w:rFonts w:ascii="Segoe UI" w:hAnsi="Segoe UI" w:cs="Segoe UI"/>
-          <w:sz w:val="22"/>
-          <w:szCs w:val="22"/>
-        </w:rPr>
-      </w:pPr>
+        <w:t>Username and password.</w:t>
+      </w:r>
+      <w:r>
+        <w:rPr>
+          <w:rFonts w:ascii="Segoe UI" w:hAnsi="Segoe UI" w:cs="Segoe UI"/>
+          <w:sz w:val="22"/>
+          <w:szCs w:val="22"/>
+        </w:rPr>
+        <w:t xml:space="preserve"> Type them and choose </w:t>
+      </w:r>
       <w:r>
         <w:rPr>
           <w:rFonts w:ascii="Segoe UI" w:hAnsi="Segoe UI" w:cs="Segoe UI"/>
@@ -421,8 +480,26 @@
           <w:sz w:val="22"/>
           <w:szCs w:val="22"/>
         </w:rPr>
-        <w:t>Username and pas</w:t>
-      </w:r>
+        <w:t>Sign in</w:t>
+      </w:r>
+      <w:r>
+        <w:rPr>
+          <w:rFonts w:ascii="Segoe UI" w:hAnsi="Segoe UI" w:cs="Segoe UI"/>
+          <w:sz w:val="22"/>
+          <w:szCs w:val="22"/>
+        </w:rPr>
+        <w:t>.</w:t>
+      </w:r>
+    </w:p>
+    <w:p>
+      <w:pPr>
+        <w:pStyle w:val="NormalWeb"/>
+        <w:rPr>
+          <w:rFonts w:ascii="Segoe UI" w:hAnsi="Segoe UI" w:cs="Segoe UI"/>
+          <w:sz w:val="22"/>
+          <w:szCs w:val="22"/>
+        </w:rPr>
+      </w:pPr>
       <w:r>
         <w:rPr>
           <w:rFonts w:ascii="Segoe UI" w:hAnsi="Segoe UI" w:cs="Segoe UI"/>
@@ -431,15 +508,15 @@
           <w:sz w:val="22"/>
           <w:szCs w:val="22"/>
         </w:rPr>
-        <w:t>sword.</w:t>
-      </w:r>
-      <w:r>
-        <w:rPr>
-          <w:rFonts w:ascii="Segoe UI" w:hAnsi="Segoe UI" w:cs="Segoe UI"/>
-          <w:sz w:val="22"/>
-          <w:szCs w:val="22"/>
-        </w:rPr>
-        <w:t xml:space="preserve"> Type them and choose </w:t>
+        <w:t>Your face.</w:t>
+      </w:r>
+      <w:r>
+        <w:rPr>
+          <w:rFonts w:ascii="Segoe UI" w:hAnsi="Segoe UI" w:cs="Segoe UI"/>
+          <w:sz w:val="22"/>
+          <w:szCs w:val="22"/>
+        </w:rPr>
+        <w:t xml:space="preserve"> Choose </w:t>
       </w:r>
       <w:r>
         <w:rPr>
@@ -449,15 +526,23 @@
           <w:sz w:val="22"/>
           <w:szCs w:val="22"/>
         </w:rPr>
-        <w:t>Sign in</w:t>
-      </w:r>
-      <w:r>
-        <w:rPr>
-          <w:rFonts w:ascii="Segoe UI" w:hAnsi="Segoe UI" w:cs="Segoe UI"/>
-          <w:sz w:val="22"/>
-          <w:szCs w:val="22"/>
-        </w:rPr>
-        <w:t>.</w:t>
+        <w:t>Login with Face</w:t>
+      </w:r>
+      <w:r>
+        <w:rPr>
+          <w:rFonts w:ascii="Segoe UI" w:hAnsi="Segoe UI" w:cs="Segoe UI"/>
+          <w:sz w:val="22"/>
+          <w:szCs w:val="22"/>
+        </w:rPr>
+        <w:t xml:space="preserve"> and look at the camera. You do not need to type a username first — the system works out who you are from your face. If it cannot tell for certain, it</w:t>
+      </w:r>
+      <w:r>
+        <w:rPr>
+          <w:rFonts w:ascii="Segoe UI" w:hAnsi="Segoe UI" w:cs="Segoe UI"/>
+          <w:sz w:val="22"/>
+          <w:szCs w:val="22"/>
+        </w:rPr>
+        <w:t xml:space="preserve"> refuses rather than guessing, and you can always fall back to your password.</w:t>
       </w:r>
     </w:p>
     <w:p>
@@ -469,6 +554,91 @@
           <w:szCs w:val="22"/>
         </w:rPr>
       </w:pPr>
+      <w:r>
+        <w:rPr>
+          <w:rFonts w:ascii="Segoe UI" w:hAnsi="Segoe UI" w:cs="Segoe UI"/>
+          <w:sz w:val="22"/>
+          <w:szCs w:val="22"/>
+        </w:rPr>
+        <w:lastRenderedPageBreak/>
+        <w:t>Sessions last 8 hours. After that you are asked to sign in again.</w:t>
+      </w:r>
+    </w:p>
+    <w:p>
+      <w:pPr>
+        <w:pStyle w:val="NormalWeb"/>
+        <w:rPr>
+          <w:rFonts w:ascii="Segoe UI" w:hAnsi="Segoe UI" w:cs="Segoe UI"/>
+          <w:sz w:val="22"/>
+          <w:szCs w:val="22"/>
+        </w:rPr>
+      </w:pPr>
+      <w:r>
+        <w:rPr>
+          <w:rFonts w:ascii="Segoe UI" w:hAnsi="Segoe UI" w:cs="Segoe UI"/>
+          <w:sz w:val="22"/>
+          <w:szCs w:val="22"/>
+        </w:rPr>
+        <w:t>If an administrator denies or deletes your account while you are using the application, you are signed out at on</w:t>
+      </w:r>
+      <w:r>
+        <w:rPr>
+          <w:rFonts w:ascii="Segoe UI" w:hAnsi="Segoe UI" w:cs="Segoe UI"/>
+          <w:sz w:val="22"/>
+          <w:szCs w:val="22"/>
+        </w:rPr>
+        <w:t>ce and told which it was.</w:t>
+      </w:r>
+    </w:p>
+    <w:p>
+      <w:pPr>
+        <w:pStyle w:val="Heading2"/>
+        <w:rPr>
+          <w:rFonts w:ascii="Segoe UI" w:eastAsia="Times New Roman" w:hAnsi="Segoe UI" w:cs="Segoe UI"/>
+        </w:rPr>
+      </w:pPr>
+      <w:r>
+        <w:rPr>
+          <w:rFonts w:ascii="Segoe UI" w:eastAsia="Times New Roman" w:hAnsi="Segoe UI" w:cs="Segoe UI"/>
+        </w:rPr>
+        <w:t>4. Finding your way around</w:t>
+      </w:r>
+    </w:p>
+    <w:p>
+      <w:pPr>
+        <w:pStyle w:val="NormalWeb"/>
+        <w:rPr>
+          <w:rFonts w:ascii="Segoe UI" w:hAnsi="Segoe UI" w:cs="Segoe UI"/>
+          <w:sz w:val="22"/>
+          <w:szCs w:val="22"/>
+        </w:rPr>
+      </w:pPr>
+      <w:r>
+        <w:rPr>
+          <w:rFonts w:ascii="Segoe UI" w:hAnsi="Segoe UI" w:cs="Segoe UI"/>
+          <w:sz w:val="22"/>
+          <w:szCs w:val="22"/>
+        </w:rPr>
+        <w:t>The sidebar on the left lists the pages you are allowed to use. If a page you expect is missing, your account does not have permission for it — ask an administrator.</w:t>
+      </w:r>
+    </w:p>
+    <w:p>
+      <w:pPr>
+        <w:pStyle w:val="NormalWeb"/>
+        <w:rPr>
+          <w:rFonts w:ascii="Segoe UI" w:hAnsi="Segoe UI" w:cs="Segoe UI"/>
+          <w:sz w:val="22"/>
+          <w:szCs w:val="22"/>
+        </w:rPr>
+      </w:pPr>
+      <w:r>
+        <w:rPr>
+          <w:rFonts w:ascii="Segoe UI" w:hAnsi="Segoe UI" w:cs="Segoe UI"/>
+          <w:sz w:val="22"/>
+          <w:szCs w:val="22"/>
+        </w:rPr>
+        <w:t xml:space="preserve">Your own area, </w:t>
+      </w:r>
       <w:r>
         <w:rPr>
           <w:rFonts w:ascii="Segoe UI" w:hAnsi="Segoe UI" w:cs="Segoe UI"/>
@@ -477,15 +647,41 @@
           <w:sz w:val="22"/>
           <w:szCs w:val="22"/>
         </w:rPr>
-        <w:t>Your face.</w:t>
-      </w:r>
-      <w:r>
-        <w:rPr>
-          <w:rFonts w:ascii="Segoe UI" w:hAnsi="Segoe UI" w:cs="Segoe UI"/>
-          <w:sz w:val="22"/>
-          <w:szCs w:val="22"/>
-        </w:rPr>
-        <w:t xml:space="preserve"> Choose </w:t>
+        <w:t>My Page</w:t>
+      </w:r>
+      <w:r>
+        <w:rPr>
+          <w:rFonts w:ascii="Segoe UI" w:hAnsi="Segoe UI" w:cs="Segoe UI"/>
+          <w:sz w:val="22"/>
+          <w:szCs w:val="22"/>
+        </w:rPr>
+        <w:t>, is not in the</w:t>
+      </w:r>
+      <w:r>
+        <w:rPr>
+          <w:rFonts w:ascii="Segoe UI" w:hAnsi="Segoe UI" w:cs="Segoe UI"/>
+          <w:sz w:val="22"/>
+          <w:szCs w:val="22"/>
+        </w:rPr>
+        <w:t xml:space="preserve"> sidebar: click your avatar in the top right corner and choose it from the menu.</w:t>
+      </w:r>
+    </w:p>
+    <w:p>
+      <w:pPr>
+        <w:pStyle w:val="NormalWeb"/>
+        <w:rPr>
+          <w:rFonts w:ascii="Segoe UI" w:hAnsi="Segoe UI" w:cs="Segoe UI"/>
+          <w:sz w:val="22"/>
+          <w:szCs w:val="22"/>
+        </w:rPr>
+      </w:pPr>
+      <w:r>
+        <w:rPr>
+          <w:rFonts w:ascii="Segoe UI" w:hAnsi="Segoe UI" w:cs="Segoe UI"/>
+          <w:sz w:val="22"/>
+          <w:szCs w:val="22"/>
+        </w:rPr>
+        <w:t xml:space="preserve">Most pages follow the same shape: summary cards at the top, a row of filters below them, then the content. A </w:t>
       </w:r>
       <w:r>
         <w:rPr>
@@ -495,23 +691,37 @@
           <w:sz w:val="22"/>
           <w:szCs w:val="22"/>
         </w:rPr>
-        <w:t>Login with Face</w:t>
-      </w:r>
-      <w:r>
-        <w:rPr>
-          <w:rFonts w:ascii="Segoe UI" w:hAnsi="Segoe UI" w:cs="Segoe UI"/>
-          <w:sz w:val="22"/>
-          <w:szCs w:val="22"/>
-        </w:rPr>
-        <w:t xml:space="preserve"> and look at the camera. You do not need to type a username first — the system works out who you are from your face. If it cannot tell for certain, it refuses rather than guessing, and y</w:t>
-      </w:r>
-      <w:r>
-        <w:rPr>
-          <w:rFonts w:ascii="Segoe UI" w:hAnsi="Segoe UI" w:cs="Segoe UI"/>
-          <w:sz w:val="22"/>
-          <w:szCs w:val="22"/>
-        </w:rPr>
-        <w:t>ou can always fall back to your password.</w:t>
+        <w:t>Refresh</w:t>
+      </w:r>
+      <w:r>
+        <w:rPr>
+          <w:rFonts w:ascii="Segoe UI" w:hAnsi="Segoe UI" w:cs="Segoe UI"/>
+          <w:sz w:val="22"/>
+          <w:szCs w:val="22"/>
+        </w:rPr>
+        <w:t xml:space="preserve"> button re-reads the page's data whenever you want the late</w:t>
+      </w:r>
+      <w:r>
+        <w:rPr>
+          <w:rFonts w:ascii="Segoe UI" w:hAnsi="Segoe UI" w:cs="Segoe UI"/>
+          <w:sz w:val="22"/>
+          <w:szCs w:val="22"/>
+        </w:rPr>
+        <w:t>st.</w:t>
+      </w:r>
+    </w:p>
+    <w:p>
+      <w:pPr>
+        <w:pStyle w:val="Heading2"/>
+        <w:rPr>
+          <w:rFonts w:ascii="Segoe UI" w:eastAsia="Times New Roman" w:hAnsi="Segoe UI" w:cs="Segoe UI"/>
+        </w:rPr>
+      </w:pPr>
+      <w:r>
+        <w:rPr>
+          <w:rFonts w:ascii="Segoe UI" w:eastAsia="Times New Roman" w:hAnsi="Segoe UI" w:cs="Segoe UI"/>
+        </w:rPr>
+        <w:t>5. My Page</w:t>
       </w:r>
     </w:p>
     <w:p>
@@ -529,82 +739,7 @@
           <w:sz w:val="22"/>
           <w:szCs w:val="22"/>
         </w:rPr>
-        <w:t>Sessions last 8 hours. After that you are asked to sign in again.</w:t>
-      </w:r>
-    </w:p>
-    <w:p>
-      <w:pPr>
-        <w:pStyle w:val="NormalWeb"/>
-        <w:rPr>
-          <w:rFonts w:ascii="Segoe UI" w:hAnsi="Segoe UI" w:cs="Segoe UI"/>
-          <w:sz w:val="22"/>
-          <w:szCs w:val="22"/>
-        </w:rPr>
-      </w:pPr>
-      <w:r>
-        <w:rPr>
-          <w:rFonts w:ascii="Segoe UI" w:hAnsi="Segoe UI" w:cs="Segoe UI"/>
-          <w:sz w:val="22"/>
-          <w:szCs w:val="22"/>
-        </w:rPr>
-        <w:lastRenderedPageBreak/>
-        <w:t>If an administrator denies or deletes your account while you are using the application, you are signed out at once and told which it was.</w:t>
-      </w:r>
-    </w:p>
-    <w:p>
-      <w:pPr>
-        <w:pStyle w:val="Heading2"/>
-        <w:rPr>
-          <w:rFonts w:ascii="Segoe UI" w:eastAsia="Times New Roman" w:hAnsi="Segoe UI" w:cs="Segoe UI"/>
-        </w:rPr>
-      </w:pPr>
-      <w:r>
-        <w:rPr>
-          <w:rFonts w:ascii="Segoe UI" w:eastAsia="Times New Roman" w:hAnsi="Segoe UI" w:cs="Segoe UI"/>
-        </w:rPr>
-        <w:t>4. Finding</w:t>
-      </w:r>
-      <w:r>
-        <w:rPr>
-          <w:rFonts w:ascii="Segoe UI" w:eastAsia="Times New Roman" w:hAnsi="Segoe UI" w:cs="Segoe UI"/>
-        </w:rPr>
-        <w:t xml:space="preserve"> your way around</w:t>
-      </w:r>
-    </w:p>
-    <w:p>
-      <w:pPr>
-        <w:pStyle w:val="NormalWeb"/>
-        <w:rPr>
-          <w:rFonts w:ascii="Segoe UI" w:hAnsi="Segoe UI" w:cs="Segoe UI"/>
-          <w:sz w:val="22"/>
-          <w:szCs w:val="22"/>
-        </w:rPr>
-      </w:pPr>
-      <w:r>
-        <w:rPr>
-          <w:rFonts w:ascii="Segoe UI" w:hAnsi="Segoe UI" w:cs="Segoe UI"/>
-          <w:sz w:val="22"/>
-          <w:szCs w:val="22"/>
-        </w:rPr>
-        <w:t>The sidebar on the left lists the pages you are allowed to use. If a page you expect is missing, your account does not have permission for it — ask an administrator.</w:t>
-      </w:r>
-    </w:p>
-    <w:p>
-      <w:pPr>
-        <w:pStyle w:val="NormalWeb"/>
-        <w:rPr>
-          <w:rFonts w:ascii="Segoe UI" w:hAnsi="Segoe UI" w:cs="Segoe UI"/>
-          <w:sz w:val="22"/>
-          <w:szCs w:val="22"/>
-        </w:rPr>
-      </w:pPr>
-      <w:r>
-        <w:rPr>
-          <w:rFonts w:ascii="Segoe UI" w:hAnsi="Segoe UI" w:cs="Segoe UI"/>
-          <w:sz w:val="22"/>
-          <w:szCs w:val="22"/>
-        </w:rPr>
-        <w:t xml:space="preserve">Your own area, </w:t>
+        <w:t xml:space="preserve">Three tabs: </w:t>
       </w:r>
       <w:r>
         <w:rPr>
@@ -614,41 +749,15 @@
           <w:sz w:val="22"/>
           <w:szCs w:val="22"/>
         </w:rPr>
-        <w:t>My Page</w:t>
-      </w:r>
-      <w:r>
-        <w:rPr>
-          <w:rFonts w:ascii="Segoe UI" w:hAnsi="Segoe UI" w:cs="Segoe UI"/>
-          <w:sz w:val="22"/>
-          <w:szCs w:val="22"/>
-        </w:rPr>
-        <w:t>, is not in the sidebar: click your avatar in the t</w:t>
-      </w:r>
-      <w:r>
-        <w:rPr>
-          <w:rFonts w:ascii="Segoe UI" w:hAnsi="Segoe UI" w:cs="Segoe UI"/>
-          <w:sz w:val="22"/>
-          <w:szCs w:val="22"/>
-        </w:rPr>
-        <w:t>op right corner and choose it from the menu.</w:t>
-      </w:r>
-    </w:p>
-    <w:p>
-      <w:pPr>
-        <w:pStyle w:val="NormalWeb"/>
-        <w:rPr>
-          <w:rFonts w:ascii="Segoe UI" w:hAnsi="Segoe UI" w:cs="Segoe UI"/>
-          <w:sz w:val="22"/>
-          <w:szCs w:val="22"/>
-        </w:rPr>
-      </w:pPr>
-      <w:r>
-        <w:rPr>
-          <w:rFonts w:ascii="Segoe UI" w:hAnsi="Segoe UI" w:cs="Segoe UI"/>
-          <w:sz w:val="22"/>
-          <w:szCs w:val="22"/>
-        </w:rPr>
-        <w:t xml:space="preserve">Most pages follow the same shape: summary cards at the top, a row of filters below them, then the content. A </w:t>
+        <w:t>Account</w:t>
+      </w:r>
+      <w:r>
+        <w:rPr>
+          <w:rFonts w:ascii="Segoe UI" w:hAnsi="Segoe UI" w:cs="Segoe UI"/>
+          <w:sz w:val="22"/>
+          <w:szCs w:val="22"/>
+        </w:rPr>
+        <w:t xml:space="preserve">, </w:t>
       </w:r>
       <w:r>
         <w:rPr>
@@ -658,47 +767,15 @@
           <w:sz w:val="22"/>
           <w:szCs w:val="22"/>
         </w:rPr>
-        <w:t>Refresh</w:t>
-      </w:r>
-      <w:r>
-        <w:rPr>
-          <w:rFonts w:ascii="Segoe UI" w:hAnsi="Segoe UI" w:cs="Segoe UI"/>
-          <w:sz w:val="22"/>
-          <w:szCs w:val="22"/>
-        </w:rPr>
-        <w:t xml:space="preserve"> button re-reads the page's data whenever you want the latest.</w:t>
-      </w:r>
-    </w:p>
-    <w:p>
-      <w:pPr>
-        <w:pStyle w:val="Heading2"/>
-        <w:rPr>
-          <w:rFonts w:ascii="Segoe UI" w:eastAsia="Times New Roman" w:hAnsi="Segoe UI" w:cs="Segoe UI"/>
-        </w:rPr>
-      </w:pPr>
-      <w:r>
-        <w:rPr>
-          <w:rFonts w:ascii="Segoe UI" w:eastAsia="Times New Roman" w:hAnsi="Segoe UI" w:cs="Segoe UI"/>
-        </w:rPr>
-        <w:t>5. My Page</w:t>
-      </w:r>
-    </w:p>
-    <w:p>
-      <w:pPr>
-        <w:pStyle w:val="NormalWeb"/>
-        <w:rPr>
-          <w:rFonts w:ascii="Segoe UI" w:hAnsi="Segoe UI" w:cs="Segoe UI"/>
-          <w:sz w:val="22"/>
-          <w:szCs w:val="22"/>
-        </w:rPr>
-      </w:pPr>
-      <w:r>
-        <w:rPr>
-          <w:rFonts w:ascii="Segoe UI" w:hAnsi="Segoe UI" w:cs="Segoe UI"/>
-          <w:sz w:val="22"/>
-          <w:szCs w:val="22"/>
-        </w:rPr>
-        <w:t xml:space="preserve">Three tabs: </w:t>
+        <w:t>Wallet</w:t>
+      </w:r>
+      <w:r>
+        <w:rPr>
+          <w:rFonts w:ascii="Segoe UI" w:hAnsi="Segoe UI" w:cs="Segoe UI"/>
+          <w:sz w:val="22"/>
+          <w:szCs w:val="22"/>
+        </w:rPr>
+        <w:t xml:space="preserve"> and </w:t>
       </w:r>
       <w:r>
         <w:rPr>
@@ -708,15 +785,65 @@
           <w:sz w:val="22"/>
           <w:szCs w:val="22"/>
         </w:rPr>
-        <w:t>Account</w:t>
-      </w:r>
-      <w:r>
-        <w:rPr>
-          <w:rFonts w:ascii="Segoe UI" w:hAnsi="Segoe UI" w:cs="Segoe UI"/>
-          <w:sz w:val="22"/>
-          <w:szCs w:val="22"/>
-        </w:rPr>
-        <w:t xml:space="preserve">, </w:t>
+        <w:t>Contacts</w:t>
+      </w:r>
+      <w:r>
+        <w:rPr>
+          <w:rFonts w:ascii="Segoe UI" w:hAnsi="Segoe UI" w:cs="Segoe UI"/>
+          <w:sz w:val="22"/>
+          <w:szCs w:val="22"/>
+        </w:rPr>
+        <w:t xml:space="preserve"> (the last two appear only if you have permission for them).</w:t>
+      </w:r>
+    </w:p>
+    <w:p>
+      <w:pPr>
+        <w:pStyle w:val="Heading3"/>
+        <w:rPr>
+          <w:rFonts w:ascii="Segoe UI" w:eastAsia="Times New Roman" w:hAnsi="Segoe UI" w:cs="Segoe UI"/>
+        </w:rPr>
+      </w:pPr>
+      <w:r>
+        <w:rPr>
+          <w:rFonts w:ascii="Segoe UI" w:eastAsia="Times New Roman" w:hAnsi="Segoe UI" w:cs="Segoe UI"/>
+        </w:rPr>
+        <w:t>Your details</w:t>
+      </w:r>
+    </w:p>
+    <w:p>
+      <w:pPr>
+        <w:pStyle w:val="NormalWeb"/>
+        <w:rPr>
+          <w:rFonts w:ascii="Segoe UI" w:hAnsi="Segoe UI" w:cs="Segoe UI"/>
+          <w:sz w:val="22"/>
+          <w:szCs w:val="22"/>
+        </w:rPr>
+      </w:pPr>
+      <w:r>
+        <w:rPr>
+          <w:rFonts w:ascii="Segoe UI" w:hAnsi="Segoe UI" w:cs="Segoe UI"/>
+          <w:sz w:val="22"/>
+          <w:szCs w:val="22"/>
+        </w:rPr>
+        <w:t>The Profile panel shows your name, username, email, gender, birthday, phone, job, address, and the date you joined.</w:t>
+      </w:r>
+    </w:p>
+    <w:p>
+      <w:pPr>
+        <w:pStyle w:val="NormalWeb"/>
+        <w:rPr>
+          <w:rFonts w:ascii="Segoe UI" w:hAnsi="Segoe UI" w:cs="Segoe UI"/>
+          <w:sz w:val="22"/>
+          <w:szCs w:val="22"/>
+        </w:rPr>
+      </w:pPr>
+      <w:r>
+        <w:rPr>
+          <w:rFonts w:ascii="Segoe UI" w:hAnsi="Segoe UI" w:cs="Segoe UI"/>
+          <w:sz w:val="22"/>
+          <w:szCs w:val="22"/>
+        </w:rPr>
+        <w:t xml:space="preserve">Below it, </w:t>
       </w:r>
       <w:r>
         <w:rPr>
@@ -726,15 +853,7 @@
           <w:sz w:val="22"/>
           <w:szCs w:val="22"/>
         </w:rPr>
-        <w:t>Wallet</w:t>
-      </w:r>
-      <w:r>
-        <w:rPr>
-          <w:rFonts w:ascii="Segoe UI" w:hAnsi="Segoe UI" w:cs="Segoe UI"/>
-          <w:sz w:val="22"/>
-          <w:szCs w:val="22"/>
-        </w:rPr>
-        <w:t xml:space="preserve"> and </w:t>
+        <w:t>P</w:t>
       </w:r>
       <w:r>
         <w:rPr>
@@ -744,91 +863,15 @@
           <w:sz w:val="22"/>
           <w:szCs w:val="22"/>
         </w:rPr>
-        <w:t>Contacts</w:t>
-      </w:r>
-      <w:r>
-        <w:rPr>
-          <w:rFonts w:ascii="Segoe UI" w:hAnsi="Segoe UI" w:cs="Segoe UI"/>
-          <w:sz w:val="22"/>
-          <w:szCs w:val="22"/>
-        </w:rPr>
-        <w:t xml:space="preserve"> (the last two appear only if you have permission for them).</w:t>
-      </w:r>
-    </w:p>
-    <w:p>
-      <w:pPr>
-        <w:pStyle w:val="Heading3"/>
-        <w:rPr>
-          <w:rFonts w:ascii="Segoe UI" w:eastAsia="Times New Roman" w:hAnsi="Segoe UI" w:cs="Segoe UI"/>
-        </w:rPr>
-      </w:pPr>
-      <w:r>
-        <w:rPr>
-          <w:rFonts w:ascii="Segoe UI" w:eastAsia="Times New Roman" w:hAnsi="Segoe UI" w:cs="Segoe UI"/>
-        </w:rPr>
-        <w:t>Your details</w:t>
-      </w:r>
-    </w:p>
-    <w:p>
-      <w:pPr>
-        <w:pStyle w:val="NormalWeb"/>
-        <w:rPr>
-          <w:rFonts w:ascii="Segoe UI" w:hAnsi="Segoe UI" w:cs="Segoe UI"/>
-          <w:sz w:val="22"/>
-          <w:szCs w:val="22"/>
-        </w:rPr>
-      </w:pPr>
-      <w:r>
-        <w:rPr>
-          <w:rFonts w:ascii="Segoe UI" w:hAnsi="Segoe UI" w:cs="Segoe UI"/>
-          <w:sz w:val="22"/>
-          <w:szCs w:val="22"/>
-        </w:rPr>
-        <w:t>The Profile panel shows your name, username, email, gender, birthday, phone, job, address, and the date you joined.</w:t>
-      </w:r>
-    </w:p>
-    <w:p>
-      <w:pPr>
-        <w:pStyle w:val="NormalWeb"/>
-        <w:rPr>
-          <w:rFonts w:ascii="Segoe UI" w:hAnsi="Segoe UI" w:cs="Segoe UI"/>
-          <w:sz w:val="22"/>
-          <w:szCs w:val="22"/>
-        </w:rPr>
-      </w:pPr>
-      <w:r>
-        <w:rPr>
-          <w:rFonts w:ascii="Segoe UI" w:hAnsi="Segoe UI" w:cs="Segoe UI"/>
-          <w:sz w:val="22"/>
-          <w:szCs w:val="22"/>
-        </w:rPr>
-        <w:t xml:space="preserve">Below it, </w:t>
-      </w:r>
-      <w:r>
-        <w:rPr>
-          <w:rFonts w:ascii="Segoe UI" w:hAnsi="Segoe UI" w:cs="Segoe UI"/>
-          <w:b/>
-          <w:bCs/>
-          <w:sz w:val="22"/>
-          <w:szCs w:val="22"/>
-        </w:rPr>
-        <w:t>Personal details</w:t>
-      </w:r>
-      <w:r>
-        <w:rPr>
-          <w:rFonts w:ascii="Segoe UI" w:hAnsi="Segoe UI" w:cs="Segoe UI"/>
-          <w:sz w:val="22"/>
-          <w:szCs w:val="22"/>
-        </w:rPr>
-        <w:t xml:space="preserve"> lets you change your</w:t>
-      </w:r>
-      <w:r>
-        <w:rPr>
-          <w:rFonts w:ascii="Segoe UI" w:hAnsi="Segoe UI" w:cs="Segoe UI"/>
-          <w:sz w:val="22"/>
-          <w:szCs w:val="22"/>
-        </w:rPr>
-        <w:t xml:space="preserve"> gender, birthday, phone number, job and address. Fill them in and choose </w:t>
+        <w:t>ersonal details</w:t>
+      </w:r>
+      <w:r>
+        <w:rPr>
+          <w:rFonts w:ascii="Segoe UI" w:hAnsi="Segoe UI" w:cs="Segoe UI"/>
+          <w:sz w:val="22"/>
+          <w:szCs w:val="22"/>
+        </w:rPr>
+        <w:t xml:space="preserve"> lets you change your gender, birthday, phone number, job and address. Fill them in and choose </w:t>
       </w:r>
       <w:r>
         <w:rPr>
@@ -990,6 +1033,7 @@
           <w:sz w:val="22"/>
           <w:szCs w:val="22"/>
         </w:rPr>
+        <w:lastRenderedPageBreak/>
         <w:t xml:space="preserve">Choose </w:t>
       </w:r>
       <w:r>
@@ -1030,7 +1074,6 @@
           <w:sz w:val="22"/>
           <w:szCs w:val="22"/>
         </w:rPr>
-        <w:lastRenderedPageBreak/>
         <w:t xml:space="preserve">Pick </w:t>
       </w:r>
       <w:r>
@@ -1152,15 +1195,14 @@
           <w:szCs w:val="22"/>
         </w:rPr>
         <w:br/>
-        <w:t>currency belongs to that on</w:t>
-      </w:r>
-      <w:r>
-        <w:rPr>
-          <w:rFonts w:ascii="Segoe UI" w:eastAsia="Times New Roman" w:hAnsi="Segoe UI" w:cs="Segoe UI"/>
-          <w:sz w:val="22"/>
-          <w:szCs w:val="22"/>
-        </w:rPr>
-        <w:t xml:space="preserve">e entry — you can keep both in the same wallet. </w:t>
+      </w:r>
+      <w:r>
+        <w:rPr>
+          <w:rFonts w:ascii="Segoe UI" w:eastAsia="Times New Roman" w:hAnsi="Segoe UI" w:cs="Segoe UI"/>
+          <w:sz w:val="22"/>
+          <w:szCs w:val="22"/>
+        </w:rPr>
+        <w:t xml:space="preserve">currency belongs to that one entry — you can keep both in the same wallet. </w:t>
       </w:r>
     </w:p>
     <w:p>
@@ -1222,7 +1264,15 @@
           <w:sz w:val="22"/>
           <w:szCs w:val="22"/>
         </w:rPr>
-        <w:t>The currency box starts on whichever you used last, so a run of entries in one currency is quick to enter.</w:t>
+        <w:t>The currency box starts on whichever you used</w:t>
+      </w:r>
+      <w:r>
+        <w:rPr>
+          <w:rFonts w:ascii="Segoe UI" w:hAnsi="Segoe UI" w:cs="Segoe UI"/>
+          <w:sz w:val="22"/>
+          <w:szCs w:val="22"/>
+        </w:rPr>
+        <w:t xml:space="preserve"> last, so a run of entries in one currency is quick to enter.</w:t>
       </w:r>
     </w:p>
     <w:p>
@@ -1272,15 +1322,7 @@
           <w:sz w:val="22"/>
           <w:szCs w:val="22"/>
         </w:rPr>
-        <w:t xml:space="preserve">: one row of cards for USD and one for REM, and each chart is drawn twice, </w:t>
-      </w:r>
-      <w:r>
-        <w:rPr>
-          <w:rFonts w:ascii="Segoe UI" w:hAnsi="Segoe UI" w:cs="Segoe UI"/>
-          <w:sz w:val="22"/>
-          <w:szCs w:val="22"/>
-        </w:rPr>
-        <w:t>labelled with its currency code.</w:t>
+        <w:t>: one row of cards for USD and one for REM, and each chart is drawn twice, labelled with its currency code.</w:t>
       </w:r>
     </w:p>
     <w:p>
@@ -1298,7 +1340,15 @@
           <w:sz w:val="22"/>
           <w:szCs w:val="22"/>
         </w:rPr>
-        <w:t>USD and REM are never added together and never converted — the system does not know a rate between them, and inventing one would give you a number you could not act on. A currency you have not used yet simply reads zero.</w:t>
+        <w:t xml:space="preserve">USD and REM </w:t>
+      </w:r>
+      <w:r>
+        <w:rPr>
+          <w:rFonts w:ascii="Segoe UI" w:hAnsi="Segoe UI" w:cs="Segoe UI"/>
+          <w:sz w:val="22"/>
+          <w:szCs w:val="22"/>
+        </w:rPr>
+        <w:t>are never added together and never converted — the system does not know a rate between them, and inventing one would give you a number you could not act on. A currency you have not used yet simply reads zero.</w:t>
       </w:r>
     </w:p>
     <w:p>
@@ -1316,15 +1366,15 @@
           <w:sz w:val="22"/>
           <w:szCs w:val="22"/>
         </w:rPr>
-        <w:t>Th</w:t>
-      </w:r>
-      <w:r>
-        <w:rPr>
-          <w:rFonts w:ascii="Segoe UI" w:hAnsi="Segoe UI" w:cs="Segoe UI"/>
-          <w:sz w:val="22"/>
-          <w:szCs w:val="22"/>
-        </w:rPr>
-        <w:t>e filters above the charts — date range, type, category and the number of months — apply to everything on the page at once, including the entries table at the bottom.</w:t>
+        <w:t>The filters above the charts — date range, type</w:t>
+      </w:r>
+      <w:r>
+        <w:rPr>
+          <w:rFonts w:ascii="Segoe UI" w:hAnsi="Segoe UI" w:cs="Segoe UI"/>
+          <w:sz w:val="22"/>
+          <w:szCs w:val="22"/>
+        </w:rPr>
+        <w:t>, category and the number of months — apply to everything on the page at once, including the entries table at the bottom.</w:t>
       </w:r>
     </w:p>
     <w:p>
@@ -1356,15 +1406,15 @@
           <w:sz w:val="22"/>
           <w:szCs w:val="22"/>
         </w:rPr>
-        <w:t>Use the pencil on its row to edit it, including its currency, or the re</w:t>
-      </w:r>
-      <w:r>
-        <w:rPr>
-          <w:rFonts w:ascii="Segoe UI" w:hAnsi="Segoe UI" w:cs="Segoe UI"/>
-          <w:sz w:val="22"/>
-          <w:szCs w:val="22"/>
-        </w:rPr>
-        <w:t>d bin to delete it. Deleting asks for confirmation first.</w:t>
+        <w:t>Use the pencil on its row to edit it, including its currency, or the red bin to delete it. Deleting asks for confirm</w:t>
+      </w:r>
+      <w:r>
+        <w:rPr>
+          <w:rFonts w:ascii="Segoe UI" w:hAnsi="Segoe UI" w:cs="Segoe UI"/>
+          <w:sz w:val="22"/>
+          <w:szCs w:val="22"/>
+        </w:rPr>
+        <w:t>ation first.</w:t>
       </w:r>
     </w:p>
     <w:p>
@@ -1437,15 +1487,7 @@
           <w:szCs w:val="22"/>
         </w:rPr>
         <w:br/>
-        <w:t xml:space="preserve">default, and </w:t>
-      </w:r>
-      <w:r>
-        <w:rPr>
-          <w:rFonts w:ascii="Segoe UI" w:eastAsia="Times New Roman" w:hAnsi="Segoe UI" w:cs="Segoe UI"/>
-          <w:sz w:val="22"/>
-          <w:szCs w:val="22"/>
-        </w:rPr>
-        <w:t xml:space="preserve">what you get if you never touch the control. </w:t>
+        <w:t xml:space="preserve">default, and what you get if you never touch the control. </w:t>
       </w:r>
     </w:p>
     <w:p>
@@ -1522,15 +1564,15 @@
           <w:sz w:val="22"/>
           <w:szCs w:val="22"/>
         </w:rPr>
-        <w:t xml:space="preserve"> and picking nobody keeps the record to yourself. The dialog says </w:t>
-      </w:r>
-      <w:r>
-        <w:rPr>
-          <w:rFonts w:ascii="Segoe UI" w:hAnsi="Segoe UI" w:cs="Segoe UI"/>
-          <w:sz w:val="22"/>
-          <w:szCs w:val="22"/>
-        </w:rPr>
-        <w:t>so underneath, so you are never left guessing.</w:t>
+        <w:t xml:space="preserve"> and picking nobody keeps the record to yourself. The dialog says so underneath, so you are never left guessing</w:t>
+      </w:r>
+      <w:r>
+        <w:rPr>
+          <w:rFonts w:ascii="Segoe UI" w:hAnsi="Segoe UI" w:cs="Segoe UI"/>
+          <w:sz w:val="22"/>
+          <w:szCs w:val="22"/>
+        </w:rPr>
+        <w:t>.</w:t>
       </w:r>
     </w:p>
     <w:p>
@@ -1584,15 +1626,7 @@
           <w:sz w:val="22"/>
           <w:szCs w:val="22"/>
         </w:rPr>
-        <w:t>To check who can see something, open i</w:t>
-      </w:r>
-      <w:r>
-        <w:rPr>
-          <w:rFonts w:ascii="Segoe UI" w:hAnsi="Segoe UI" w:cs="Segoe UI"/>
-          <w:sz w:val="22"/>
-          <w:szCs w:val="22"/>
-        </w:rPr>
-        <w:t xml:space="preserve">t: the tag beside the category says </w:t>
+        <w:t xml:space="preserve">To check who can see something, open it: the tag beside the category says </w:t>
       </w:r>
       <w:r>
         <w:rPr>
@@ -1602,15 +1636,7 @@
           <w:sz w:val="22"/>
           <w:szCs w:val="22"/>
         </w:rPr>
-        <w:t>Shared with everyone</w:t>
-      </w:r>
-      <w:r>
-        <w:rPr>
-          <w:rFonts w:ascii="Segoe UI" w:hAnsi="Segoe UI" w:cs="Segoe UI"/>
-          <w:sz w:val="22"/>
-          <w:szCs w:val="22"/>
-        </w:rPr>
-        <w:t xml:space="preserve">, </w:t>
+        <w:t>Shared wi</w:t>
       </w:r>
       <w:r>
         <w:rPr>
@@ -1620,15 +1646,15 @@
           <w:sz w:val="22"/>
           <w:szCs w:val="22"/>
         </w:rPr>
-        <w:t>Shared with…</w:t>
-      </w:r>
-      <w:r>
-        <w:rPr>
-          <w:rFonts w:ascii="Segoe UI" w:hAnsi="Segoe UI" w:cs="Segoe UI"/>
-          <w:sz w:val="22"/>
-          <w:szCs w:val="22"/>
-        </w:rPr>
-        <w:t xml:space="preserve"> and the names, or </w:t>
+        <w:t>th everyone</w:t>
+      </w:r>
+      <w:r>
+        <w:rPr>
+          <w:rFonts w:ascii="Segoe UI" w:hAnsi="Segoe UI" w:cs="Segoe UI"/>
+          <w:sz w:val="22"/>
+          <w:szCs w:val="22"/>
+        </w:rPr>
+        <w:t xml:space="preserve">, </w:t>
       </w:r>
       <w:r>
         <w:rPr>
@@ -1638,6 +1664,24 @@
           <w:sz w:val="22"/>
           <w:szCs w:val="22"/>
         </w:rPr>
+        <w:t>Shared with…</w:t>
+      </w:r>
+      <w:r>
+        <w:rPr>
+          <w:rFonts w:ascii="Segoe UI" w:hAnsi="Segoe UI" w:cs="Segoe UI"/>
+          <w:sz w:val="22"/>
+          <w:szCs w:val="22"/>
+        </w:rPr>
+        <w:t xml:space="preserve"> and the names, or </w:t>
+      </w:r>
+      <w:r>
+        <w:rPr>
+          <w:rFonts w:ascii="Segoe UI" w:hAnsi="Segoe UI" w:cs="Segoe UI"/>
+          <w:i/>
+          <w:iCs/>
+          <w:sz w:val="22"/>
+          <w:szCs w:val="22"/>
+        </w:rPr>
         <w:t>Private to you</w:t>
       </w:r>
       <w:r>
@@ -1651,7 +1695,7 @@
     </w:p>
     <w:p>
       <w:pPr>
-        <w:divId w:val="1998412207"/>
+        <w:divId w:val="1301305284"/>
         <w:rPr>
           <w:rFonts w:ascii="Segoe UI" w:eastAsia="Times New Roman" w:hAnsi="Segoe UI" w:cs="Segoe UI"/>
           <w:color w:val="44505C"/>
@@ -1666,7 +1710,7 @@
           <w:sz w:val="22"/>
           <w:szCs w:val="22"/>
         </w:rPr>
-        <w:t>Records that already existed before sharing was added are readable by everyone, because that is the defau</w:t>
+        <w:t>Records that already existed before sharing was added are readable by everyone, because that is the default. If one of your older records should not b</w:t>
       </w:r>
       <w:r>
         <w:rPr>
@@ -1675,7 +1719,7 @@
           <w:sz w:val="22"/>
           <w:szCs w:val="22"/>
         </w:rPr>
-        <w:t xml:space="preserve">lt. If one of your older records should not be, edit it and choose </w:t>
+        <w:t xml:space="preserve">e, edit it and choose </w:t>
       </w:r>
       <w:r>
         <w:rPr>
@@ -1777,15 +1821,15 @@
           <w:sz w:val="22"/>
           <w:szCs w:val="22"/>
         </w:rPr>
-        <w:t xml:space="preserve"> — click one and the conversation opens. If you already have a conversation with them, the same one o</w:t>
-      </w:r>
-      <w:r>
-        <w:rPr>
-          <w:rFonts w:ascii="Segoe UI" w:hAnsi="Segoe UI" w:cs="Segoe UI"/>
-          <w:sz w:val="22"/>
-          <w:szCs w:val="22"/>
-        </w:rPr>
-        <w:t>pens again; you never end up with two.</w:t>
+        <w:t xml:space="preserve"> — click one and the conversation opens. If you already have a conversation with them, the same one opens again; you never en</w:t>
+      </w:r>
+      <w:r>
+        <w:rPr>
+          <w:rFonts w:ascii="Segoe UI" w:hAnsi="Segoe UI" w:cs="Segoe UI"/>
+          <w:sz w:val="22"/>
+          <w:szCs w:val="22"/>
+        </w:rPr>
+        <w:t>d up with two.</w:t>
       </w:r>
     </w:p>
     <w:p>
@@ -1853,15 +1897,15 @@
           <w:sz w:val="22"/>
           <w:szCs w:val="22"/>
         </w:rPr>
-        <w:t>New messages arrive on their own within a few seconds — there is nothing to refresh. A sin</w:t>
-      </w:r>
-      <w:r>
-        <w:rPr>
-          <w:rFonts w:ascii="Segoe UI" w:hAnsi="Segoe UI" w:cs="Segoe UI"/>
-          <w:sz w:val="22"/>
-          <w:szCs w:val="22"/>
-        </w:rPr>
-        <w:t>gle tick on your own message means sent; two ticks mean the other person has read it.</w:t>
+        <w:t>New messages arrive on their own within a few seconds — there is nothing to refresh. A single tick on your own mes</w:t>
+      </w:r>
+      <w:r>
+        <w:rPr>
+          <w:rFonts w:ascii="Segoe UI" w:hAnsi="Segoe UI" w:cs="Segoe UI"/>
+          <w:sz w:val="22"/>
+          <w:szCs w:val="22"/>
+        </w:rPr>
+        <w:t>sage means sent; two ticks mean the other person has read it.</w:t>
       </w:r>
     </w:p>
     <w:p>
@@ -1929,23 +1973,23 @@
           <w:sz w:val="22"/>
           <w:szCs w:val="22"/>
         </w:rPr>
-        <w:t>The en</w:t>
-      </w:r>
-      <w:r>
-        <w:rPr>
-          <w:rFonts w:ascii="Segoe UI" w:hAnsi="Segoe UI" w:cs="Segoe UI"/>
-          <w:sz w:val="22"/>
-          <w:szCs w:val="22"/>
-        </w:rPr>
-        <w:t>velope and the speech bubble at the top right work the same way. Each carries its own unread count from wherever you are, and opens a list of the five newest things waiting for you — new mail, or new chat messages. Click any row to go straight to it: the m</w:t>
-      </w:r>
-      <w:r>
-        <w:rPr>
-          <w:rFonts w:ascii="Segoe UI" w:hAnsi="Segoe UI" w:cs="Segoe UI"/>
-          <w:sz w:val="22"/>
-          <w:szCs w:val="22"/>
-        </w:rPr>
-        <w:t>essage opens in Mail (switching to your Inbox if you were looking at Sent), the conversation opens in Chat. "Open Mail" and "Open Chat" at the bottom take you to the page without choosing one.</w:t>
+        <w:t>The envelope and the speech bu</w:t>
+      </w:r>
+      <w:r>
+        <w:rPr>
+          <w:rFonts w:ascii="Segoe UI" w:hAnsi="Segoe UI" w:cs="Segoe UI"/>
+          <w:sz w:val="22"/>
+          <w:szCs w:val="22"/>
+        </w:rPr>
+        <w:t>bble at the top right work the same way. Each carries its own unread count from wherever you are, and opens a list of the five newest things waiting for you — new mail, or new chat messages. Click any row to go straight to it: the message opens in Mail (sw</w:t>
+      </w:r>
+      <w:r>
+        <w:rPr>
+          <w:rFonts w:ascii="Segoe UI" w:hAnsi="Segoe UI" w:cs="Segoe UI"/>
+          <w:sz w:val="22"/>
+          <w:szCs w:val="22"/>
+        </w:rPr>
+        <w:t>itching to your Inbox if you were looking at Sent), the conversation opens in Chat. "Open Mail" and "Open Chat" at the bottom take you to the page without choosing one.</w:t>
       </w:r>
     </w:p>
     <w:p>
@@ -1977,15 +2021,15 @@
           <w:sz w:val="22"/>
           <w:szCs w:val="22"/>
         </w:rPr>
-        <w:t>The speech-bubble icon at the to</w:t>
-      </w:r>
-      <w:r>
-        <w:rPr>
-          <w:rFonts w:ascii="Segoe UI" w:hAnsi="Segoe UI" w:cs="Segoe UI"/>
-          <w:sz w:val="22"/>
-          <w:szCs w:val="22"/>
-        </w:rPr>
-        <w:t>p right carries the same unread count from wherever you are in the application. Click it for your five newest messages — who wrote it, the first line, and when — with a dot beside the ones you have not read yet.</w:t>
+        <w:t>The speech-bubble icon at the top right carries the same</w:t>
+      </w:r>
+      <w:r>
+        <w:rPr>
+          <w:rFonts w:ascii="Segoe UI" w:hAnsi="Segoe UI" w:cs="Segoe UI"/>
+          <w:sz w:val="22"/>
+          <w:szCs w:val="22"/>
+        </w:rPr>
+        <w:t xml:space="preserve"> unread count from wherever you are in the application. Click it for your five newest messages — who wrote it, the first line, and when — with a dot beside the ones you have not read yet.</w:t>
       </w:r>
     </w:p>
     <w:p>
@@ -2003,15 +2047,7 @@
           <w:sz w:val="22"/>
           <w:szCs w:val="22"/>
         </w:rPr>
-        <w:t>Click any of them to go straight to Chat wit</w:t>
-      </w:r>
-      <w:r>
-        <w:rPr>
-          <w:rFonts w:ascii="Segoe UI" w:hAnsi="Segoe UI" w:cs="Segoe UI"/>
-          <w:sz w:val="22"/>
-          <w:szCs w:val="22"/>
-        </w:rPr>
-        <w:t xml:space="preserve">h </w:t>
+        <w:t xml:space="preserve">Click any of them to go straight to Chat with </w:t>
       </w:r>
       <w:r>
         <w:rPr>
@@ -2029,7 +2065,15 @@
           <w:sz w:val="22"/>
           <w:szCs w:val="22"/>
         </w:rPr>
-        <w:t xml:space="preserve"> conversation open. "Open Chat" at the bottom takes you to the page without choosing one.</w:t>
+        <w:t xml:space="preserve"> conversation open</w:t>
+      </w:r>
+      <w:r>
+        <w:rPr>
+          <w:rFonts w:ascii="Segoe UI" w:hAnsi="Segoe UI" w:cs="Segoe UI"/>
+          <w:sz w:val="22"/>
+          <w:szCs w:val="22"/>
+        </w:rPr>
+        <w:t>. "Open Chat" at the bottom takes you to the page without choosing one.</w:t>
       </w:r>
     </w:p>
     <w:p>
@@ -2127,15 +2171,7 @@
           <w:sz w:val="22"/>
           <w:szCs w:val="22"/>
         </w:rPr>
-        <w:t>If you had already typed something, it is sent as the note</w:t>
-      </w:r>
-      <w:r>
-        <w:rPr>
-          <w:rFonts w:ascii="Segoe UI" w:eastAsia="Times New Roman" w:hAnsi="Segoe UI" w:cs="Segoe UI"/>
-          <w:sz w:val="22"/>
-          <w:szCs w:val="22"/>
-        </w:rPr>
-        <w:t xml:space="preserve"> on that file. </w:t>
+        <w:t xml:space="preserve">If you had already typed something, it is sent as the note on that file. </w:t>
       </w:r>
     </w:p>
     <w:p>
@@ -2153,14 +2189,22 @@
           <w:sz w:val="22"/>
           <w:szCs w:val="22"/>
         </w:rPr>
-        <w:t>The file appears in the conversation with its name, its size and how long it has left. Click it to download.</w:t>
+        <w:t>The file</w:t>
+      </w:r>
+      <w:r>
+        <w:rPr>
+          <w:rFonts w:ascii="Segoe UI" w:hAnsi="Segoe UI" w:cs="Segoe UI"/>
+          <w:sz w:val="22"/>
+          <w:szCs w:val="22"/>
+        </w:rPr>
+        <w:t xml:space="preserve"> appears in the conversation with its name, its size and how long it has left. Click it to download.</w:t>
       </w:r>
     </w:p>
     <w:p>
       <w:pPr>
         <w:spacing w:before="100" w:after="100"/>
         <w:ind w:left="255" w:right="720"/>
-        <w:divId w:val="158621922"/>
+        <w:divId w:val="976297824"/>
         <w:rPr>
           <w:rFonts w:ascii="Segoe UI" w:eastAsia="Times New Roman" w:hAnsi="Segoe UI" w:cs="Segoe UI"/>
           <w:color w:val="44505C"/>
@@ -2186,7 +2230,7 @@
           <w:sz w:val="22"/>
           <w:szCs w:val="22"/>
         </w:rPr>
-        <w:t xml:space="preserve"> This is automatic and cannot be extended. When it happens the message stays where i</w:t>
+        <w:t xml:space="preserve"> This is automatic and cannot be extended. When it happens the message stays where it was, and the file name</w:t>
       </w:r>
       <w:r>
         <w:rPr>
@@ -2195,7 +2239,7 @@
           <w:sz w:val="22"/>
           <w:szCs w:val="22"/>
         </w:rPr>
-        <w:t xml:space="preserve">t was, and the file name is shown with </w:t>
+        <w:t xml:space="preserve"> is shown with </w:t>
       </w:r>
       <w:r>
         <w:rPr>
@@ -2229,13 +2273,7 @@
         <w:rPr>
           <w:rFonts w:ascii="Segoe UI" w:eastAsia="Times New Roman" w:hAnsi="Segoe UI" w:cs="Segoe UI"/>
         </w:rPr>
-        <w:t>8. Proje</w:t>
-      </w:r>
-      <w:r>
-        <w:rPr>
-          <w:rFonts w:ascii="Segoe UI" w:eastAsia="Times New Roman" w:hAnsi="Segoe UI" w:cs="Segoe UI"/>
-        </w:rPr>
-        <w:t>cts and bugs</w:t>
+        <w:t>8. Projects and bugs</w:t>
       </w:r>
     </w:p>
     <w:p>
@@ -2281,7 +2319,15 @@
           <w:sz w:val="22"/>
           <w:szCs w:val="22"/>
         </w:rPr>
-        <w:t>Opening a project gives you a board with one column per status. Drag a card to move it, or open it to see everything about it.</w:t>
+        <w:t>Opening a project gives you a board with one column p</w:t>
+      </w:r>
+      <w:r>
+        <w:rPr>
+          <w:rFonts w:ascii="Segoe UI" w:hAnsi="Segoe UI" w:cs="Segoe UI"/>
+          <w:sz w:val="22"/>
+          <w:szCs w:val="22"/>
+        </w:rPr>
+        <w:t>er status. Drag a card to move it, or open it to see everything about it.</w:t>
       </w:r>
     </w:p>
     <w:p>
@@ -2343,7 +2389,15 @@
           <w:sz w:val="22"/>
           <w:szCs w:val="22"/>
         </w:rPr>
-        <w:t>resolv</w:t>
+        <w:t>resolved</w:t>
+      </w:r>
+      <w:r>
+        <w:rPr>
+          <w:rFonts w:ascii="Segoe UI" w:hAnsi="Segoe UI" w:cs="Segoe UI"/>
+          <w:sz w:val="22"/>
+          <w:szCs w:val="22"/>
+        </w:rPr>
+        <w:t xml:space="preserve"> task cannot be closed directly. Someone has to </w:t>
       </w:r>
       <w:r>
         <w:rPr>
@@ -2353,15 +2407,7 @@
           <w:sz w:val="22"/>
           <w:szCs w:val="22"/>
         </w:rPr>
-        <w:t>ed</w:t>
-      </w:r>
-      <w:r>
-        <w:rPr>
-          <w:rFonts w:ascii="Segoe UI" w:hAnsi="Segoe UI" w:cs="Segoe UI"/>
-          <w:sz w:val="22"/>
-          <w:szCs w:val="22"/>
-        </w:rPr>
-        <w:t xml:space="preserve"> task cannot be closed directly. Someone has to </w:t>
+        <w:t>ver</w:t>
       </w:r>
       <w:r>
         <w:rPr>
@@ -2371,7 +2417,7 @@
           <w:sz w:val="22"/>
           <w:szCs w:val="22"/>
         </w:rPr>
-        <w:t>verify</w:t>
+        <w:t>ify</w:t>
       </w:r>
       <w:r>
         <w:rPr>
@@ -2415,15 +2461,15 @@
           <w:sz w:val="22"/>
           <w:szCs w:val="22"/>
         </w:rPr>
-        <w:t xml:space="preserve">A bug also carries steps to reproduce, the </w:t>
-      </w:r>
-      <w:r>
-        <w:rPr>
-          <w:rFonts w:ascii="Segoe UI" w:hAnsi="Segoe UI" w:cs="Segoe UI"/>
-          <w:sz w:val="22"/>
-          <w:szCs w:val="22"/>
-        </w:rPr>
-        <w:t>expected result, the actual result and the environment. Everything that happens to a task — who moved it, who commented, who attached what — is kept in its history.</w:t>
+        <w:t>A bug also carries steps to reproduce, the expected result, the actual result and the environmen</w:t>
+      </w:r>
+      <w:r>
+        <w:rPr>
+          <w:rFonts w:ascii="Segoe UI" w:hAnsi="Segoe UI" w:cs="Segoe UI"/>
+          <w:sz w:val="22"/>
+          <w:szCs w:val="22"/>
+        </w:rPr>
+        <w:t>t. Everything that happens to a task — who moved it, who commented, who attached what — is kept in its history.</w:t>
       </w:r>
     </w:p>
     <w:p>
@@ -2507,8 +2553,40 @@
           <w:sz w:val="22"/>
           <w:szCs w:val="22"/>
         </w:rPr>
-        <w:t>Se</w:t>
-      </w:r>
+        <w:t>Send</w:t>
+      </w:r>
+      <w:r>
+        <w:rPr>
+          <w:rFonts w:ascii="Segoe UI" w:hAnsi="Segoe UI" w:cs="Segoe UI"/>
+          <w:sz w:val="22"/>
+          <w:szCs w:val="22"/>
+        </w:rPr>
+        <w:t>.</w:t>
+      </w:r>
+    </w:p>
+    <w:p>
+      <w:pPr>
+        <w:pStyle w:val="Heading3"/>
+        <w:rPr>
+          <w:rFonts w:ascii="Segoe UI" w:eastAsia="Times New Roman" w:hAnsi="Segoe UI" w:cs="Segoe UI"/>
+        </w:rPr>
+      </w:pPr>
+      <w:r>
+        <w:rPr>
+          <w:rFonts w:ascii="Segoe UI" w:eastAsia="Times New Roman" w:hAnsi="Segoe UI" w:cs="Segoe UI"/>
+        </w:rPr>
+        <w:t>Reading</w:t>
+      </w:r>
+    </w:p>
+    <w:p>
+      <w:pPr>
+        <w:pStyle w:val="NormalWeb"/>
+        <w:rPr>
+          <w:rFonts w:ascii="Segoe UI" w:hAnsi="Segoe UI" w:cs="Segoe UI"/>
+          <w:sz w:val="22"/>
+          <w:szCs w:val="22"/>
+        </w:rPr>
+      </w:pPr>
       <w:r>
         <w:rPr>
           <w:rFonts w:ascii="Segoe UI" w:hAnsi="Segoe UI" w:cs="Segoe UI"/>
@@ -2517,40 +2595,24 @@
           <w:sz w:val="22"/>
           <w:szCs w:val="22"/>
         </w:rPr>
-        <w:t>nd</w:t>
-      </w:r>
-      <w:r>
-        <w:rPr>
-          <w:rFonts w:ascii="Segoe UI" w:hAnsi="Segoe UI" w:cs="Segoe UI"/>
-          <w:sz w:val="22"/>
-          <w:szCs w:val="22"/>
-        </w:rPr>
-        <w:t>.</w:t>
-      </w:r>
-    </w:p>
-    <w:p>
-      <w:pPr>
-        <w:pStyle w:val="Heading3"/>
-        <w:rPr>
-          <w:rFonts w:ascii="Segoe UI" w:eastAsia="Times New Roman" w:hAnsi="Segoe UI" w:cs="Segoe UI"/>
-        </w:rPr>
-      </w:pPr>
-      <w:r>
-        <w:rPr>
-          <w:rFonts w:ascii="Segoe UI" w:eastAsia="Times New Roman" w:hAnsi="Segoe UI" w:cs="Segoe UI"/>
-        </w:rPr>
-        <w:t>Reading</w:t>
-      </w:r>
-    </w:p>
-    <w:p>
-      <w:pPr>
-        <w:pStyle w:val="NormalWeb"/>
-        <w:rPr>
-          <w:rFonts w:ascii="Segoe UI" w:hAnsi="Segoe UI" w:cs="Segoe UI"/>
-          <w:sz w:val="22"/>
-          <w:szCs w:val="22"/>
-        </w:rPr>
-      </w:pPr>
+        <w:t>Inbox</w:t>
+      </w:r>
+      <w:r>
+        <w:rPr>
+          <w:rFonts w:ascii="Segoe UI" w:hAnsi="Segoe UI" w:cs="Segoe UI"/>
+          <w:sz w:val="22"/>
+          <w:szCs w:val="22"/>
+        </w:rPr>
+        <w:t xml:space="preserve"> is what was sent to you; the number beside it is how many you have not read. Unread messages are in bold with a</w:t>
+      </w:r>
+      <w:r>
+        <w:rPr>
+          <w:rFonts w:ascii="Segoe UI" w:hAnsi="Segoe UI" w:cs="Segoe UI"/>
+          <w:sz w:val="22"/>
+          <w:szCs w:val="22"/>
+        </w:rPr>
+        <w:t xml:space="preserve"> dot. Click one to read it, which marks it read. </w:t>
+      </w:r>
       <w:r>
         <w:rPr>
           <w:rFonts w:ascii="Segoe UI" w:hAnsi="Segoe UI" w:cs="Segoe UI"/>
@@ -2559,15 +2621,47 @@
           <w:sz w:val="22"/>
           <w:szCs w:val="22"/>
         </w:rPr>
-        <w:t>Inbox</w:t>
-      </w:r>
-      <w:r>
-        <w:rPr>
-          <w:rFonts w:ascii="Segoe UI" w:hAnsi="Segoe UI" w:cs="Segoe UI"/>
-          <w:sz w:val="22"/>
-          <w:szCs w:val="22"/>
-        </w:rPr>
-        <w:t xml:space="preserve"> is what was sent to you; the number beside it is how many you have not read. Unread messages are in bold with a dot. Click one to read it, which marks it read. </w:t>
+        <w:t>Reply</w:t>
+      </w:r>
+      <w:r>
+        <w:rPr>
+          <w:rFonts w:ascii="Segoe UI" w:hAnsi="Segoe UI" w:cs="Segoe UI"/>
+          <w:sz w:val="22"/>
+          <w:szCs w:val="22"/>
+        </w:rPr>
+        <w:t xml:space="preserve"> answers the sender with the original quoted below.</w:t>
+      </w:r>
+    </w:p>
+    <w:p>
+      <w:pPr>
+        <w:pStyle w:val="Heading3"/>
+        <w:rPr>
+          <w:rFonts w:ascii="Segoe UI" w:eastAsia="Times New Roman" w:hAnsi="Segoe UI" w:cs="Segoe UI"/>
+        </w:rPr>
+      </w:pPr>
+      <w:r>
+        <w:rPr>
+          <w:rFonts w:ascii="Segoe UI" w:eastAsia="Times New Roman" w:hAnsi="Segoe UI" w:cs="Segoe UI"/>
+        </w:rPr>
+        <w:t>Knowing whether it was read</w:t>
+      </w:r>
+    </w:p>
+    <w:p>
+      <w:pPr>
+        <w:pStyle w:val="NormalWeb"/>
+        <w:rPr>
+          <w:rFonts w:ascii="Segoe UI" w:hAnsi="Segoe UI" w:cs="Segoe UI"/>
+          <w:sz w:val="22"/>
+          <w:szCs w:val="22"/>
+        </w:rPr>
+      </w:pPr>
+      <w:r>
+        <w:rPr>
+          <w:rFonts w:ascii="Segoe UI" w:hAnsi="Segoe UI" w:cs="Segoe UI"/>
+          <w:sz w:val="22"/>
+          <w:szCs w:val="22"/>
+        </w:rPr>
+        <w:t xml:space="preserve">Open a message in </w:t>
       </w:r>
       <w:r>
         <w:rPr>
@@ -2577,15 +2671,77 @@
           <w:sz w:val="22"/>
           <w:szCs w:val="22"/>
         </w:rPr>
-        <w:t>Reply</w:t>
-      </w:r>
-      <w:r>
-        <w:rPr>
-          <w:rFonts w:ascii="Segoe UI" w:hAnsi="Segoe UI" w:cs="Segoe UI"/>
-          <w:sz w:val="22"/>
-          <w:szCs w:val="22"/>
-        </w:rPr>
-        <w:t xml:space="preserve"> answers the sender with the original quoted below.</w:t>
+        <w:t>Sent</w:t>
+      </w:r>
+      <w:r>
+        <w:rPr>
+          <w:rFonts w:ascii="Segoe UI" w:hAnsi="Segoe UI" w:cs="Segoe UI"/>
+          <w:sz w:val="22"/>
+          <w:szCs w:val="22"/>
+        </w:rPr>
+        <w:t xml:space="preserve">. Under it you will see </w:t>
+      </w:r>
+      <w:r>
+        <w:rPr>
+          <w:rFonts w:ascii="Segoe UI" w:hAnsi="Segoe UI" w:cs="Segoe UI"/>
+          <w:i/>
+          <w:iCs/>
+          <w:sz w:val="22"/>
+          <w:szCs w:val="22"/>
+        </w:rPr>
+        <w:t>Opened by 2 of 3</w:t>
+      </w:r>
+      <w:r>
+        <w:rPr>
+          <w:rFonts w:ascii="Segoe UI" w:hAnsi="Segoe UI" w:cs="Segoe UI"/>
+          <w:sz w:val="22"/>
+          <w:szCs w:val="22"/>
+        </w:rPr>
+        <w:t xml:space="preserve">, and a line for each person: either the date and time they </w:t>
+      </w:r>
+      <w:r>
+        <w:rPr>
+          <w:rFonts w:ascii="Segoe UI" w:hAnsi="Segoe UI" w:cs="Segoe UI"/>
+          <w:sz w:val="22"/>
+          <w:szCs w:val="22"/>
+        </w:rPr>
+        <w:t xml:space="preserve">opened it, or </w:t>
+      </w:r>
+      <w:r>
+        <w:rPr>
+          <w:rFonts w:ascii="Segoe UI" w:hAnsi="Segoe UI" w:cs="Segoe UI"/>
+          <w:i/>
+          <w:iCs/>
+          <w:sz w:val="22"/>
+          <w:szCs w:val="22"/>
+        </w:rPr>
+        <w:t>Not opened yet</w:t>
+      </w:r>
+      <w:r>
+        <w:rPr>
+          <w:rFonts w:ascii="Segoe UI" w:hAnsi="Segoe UI" w:cs="Segoe UI"/>
+          <w:sz w:val="22"/>
+          <w:szCs w:val="22"/>
+        </w:rPr>
+        <w:t>. The Sent list shows the same summary as a small chip on each row.</w:t>
+      </w:r>
+    </w:p>
+    <w:p>
+      <w:pPr>
+        <w:pStyle w:val="NormalWeb"/>
+        <w:rPr>
+          <w:rFonts w:ascii="Segoe UI" w:hAnsi="Segoe UI" w:cs="Segoe UI"/>
+          <w:sz w:val="22"/>
+          <w:szCs w:val="22"/>
+        </w:rPr>
+      </w:pPr>
+      <w:r>
+        <w:rPr>
+          <w:rFonts w:ascii="Segoe UI" w:hAnsi="Segoe UI" w:cs="Segoe UI"/>
+          <w:sz w:val="22"/>
+          <w:szCs w:val="22"/>
+        </w:rPr>
+        <w:t>The time is recorded when the message is first opened and never changes after that, so what you see is when they actually read it.</w:t>
       </w:r>
     </w:p>
     <w:p>
@@ -2599,13 +2755,7 @@
         <w:rPr>
           <w:rFonts w:ascii="Segoe UI" w:eastAsia="Times New Roman" w:hAnsi="Segoe UI" w:cs="Segoe UI"/>
         </w:rPr>
-        <w:t>Knowing whether it wa</w:t>
-      </w:r>
-      <w:r>
-        <w:rPr>
-          <w:rFonts w:ascii="Segoe UI" w:eastAsia="Times New Roman" w:hAnsi="Segoe UI" w:cs="Segoe UI"/>
-        </w:rPr>
-        <w:t>s read</w:t>
+        <w:t>Deleting</w:t>
       </w:r>
     </w:p>
     <w:p>
@@ -2617,14 +2767,6 @@
           <w:szCs w:val="22"/>
         </w:rPr>
       </w:pPr>
-      <w:r>
-        <w:rPr>
-          <w:rFonts w:ascii="Segoe UI" w:hAnsi="Segoe UI" w:cs="Segoe UI"/>
-          <w:sz w:val="22"/>
-          <w:szCs w:val="22"/>
-        </w:rPr>
-        <w:t xml:space="preserve">Open a message in </w:t>
-      </w:r>
       <w:r>
         <w:rPr>
           <w:rFonts w:ascii="Segoe UI" w:hAnsi="Segoe UI" w:cs="Segoe UI"/>
@@ -2633,15 +2775,23 @@
           <w:sz w:val="22"/>
           <w:szCs w:val="22"/>
         </w:rPr>
-        <w:t>Sent</w:t>
-      </w:r>
-      <w:r>
-        <w:rPr>
-          <w:rFonts w:ascii="Segoe UI" w:hAnsi="Segoe UI" w:cs="Segoe UI"/>
-          <w:sz w:val="22"/>
-          <w:szCs w:val="22"/>
-        </w:rPr>
-        <w:t xml:space="preserve">. Under it you will see </w:t>
+        <w:t>Delete</w:t>
+      </w:r>
+      <w:r>
+        <w:rPr>
+          <w:rFonts w:ascii="Segoe UI" w:hAnsi="Segoe UI" w:cs="Segoe UI"/>
+          <w:sz w:val="22"/>
+          <w:szCs w:val="22"/>
+        </w:rPr>
+        <w:t xml:space="preserve"> removes the m</w:t>
+      </w:r>
+      <w:r>
+        <w:rPr>
+          <w:rFonts w:ascii="Segoe UI" w:hAnsi="Segoe UI" w:cs="Segoe UI"/>
+          <w:sz w:val="22"/>
+          <w:szCs w:val="22"/>
+        </w:rPr>
+        <w:t xml:space="preserve">essage from </w:t>
       </w:r>
       <w:r>
         <w:rPr>
@@ -2651,15 +2801,115 @@
           <w:sz w:val="22"/>
           <w:szCs w:val="22"/>
         </w:rPr>
-        <w:t>Opened by 2 of 3</w:t>
-      </w:r>
-      <w:r>
-        <w:rPr>
-          <w:rFonts w:ascii="Segoe UI" w:hAnsi="Segoe UI" w:cs="Segoe UI"/>
-          <w:sz w:val="22"/>
-          <w:szCs w:val="22"/>
-        </w:rPr>
-        <w:t xml:space="preserve">, and a line for each person: either the date and time they opened it, or </w:t>
+        <w:t>your</w:t>
+      </w:r>
+      <w:r>
+        <w:rPr>
+          <w:rFonts w:ascii="Segoe UI" w:hAnsi="Segoe UI" w:cs="Segoe UI"/>
+          <w:sz w:val="22"/>
+          <w:szCs w:val="22"/>
+        </w:rPr>
+        <w:t xml:space="preserve"> mailbox. Everyone else keeps their copy — deleting from your inbox does not unsend anything.</w:t>
+      </w:r>
+    </w:p>
+    <w:p>
+      <w:pPr>
+        <w:pStyle w:val="Heading2"/>
+        <w:rPr>
+          <w:rFonts w:ascii="Segoe UI" w:eastAsia="Times New Roman" w:hAnsi="Segoe UI" w:cs="Segoe UI"/>
+        </w:rPr>
+      </w:pPr>
+      <w:r>
+        <w:rPr>
+          <w:rFonts w:ascii="Segoe UI" w:eastAsia="Times New Roman" w:hAnsi="Segoe UI" w:cs="Segoe UI"/>
+        </w:rPr>
+        <w:t>8b. Posts</w:t>
+      </w:r>
+    </w:p>
+    <w:p>
+      <w:pPr>
+        <w:pStyle w:val="NormalWeb"/>
+        <w:rPr>
+          <w:rFonts w:ascii="Segoe UI" w:hAnsi="Segoe UI" w:cs="Segoe UI"/>
+          <w:sz w:val="22"/>
+          <w:szCs w:val="22"/>
+        </w:rPr>
+      </w:pPr>
+      <w:r>
+        <w:rPr>
+          <w:rFonts w:ascii="Segoe UI" w:hAnsi="Segoe UI" w:cs="Segoe UI"/>
+          <w:b/>
+          <w:bCs/>
+          <w:sz w:val="22"/>
+          <w:szCs w:val="22"/>
+        </w:rPr>
+        <w:t>Posts</w:t>
+      </w:r>
+      <w:r>
+        <w:rPr>
+          <w:rFonts w:ascii="Segoe UI" w:hAnsi="Segoe UI" w:cs="Segoe UI"/>
+          <w:sz w:val="22"/>
+          <w:szCs w:val="22"/>
+        </w:rPr>
+        <w:t xml:space="preserve"> are announcements. Anyone can read them; writing them is an administrator's job.</w:t>
+      </w:r>
+    </w:p>
+    <w:p>
+      <w:pPr>
+        <w:pStyle w:val="Heading3"/>
+        <w:rPr>
+          <w:rFonts w:ascii="Segoe UI" w:eastAsia="Times New Roman" w:hAnsi="Segoe UI" w:cs="Segoe UI"/>
+        </w:rPr>
+      </w:pPr>
+      <w:r>
+        <w:rPr>
+          <w:rFonts w:ascii="Segoe UI" w:eastAsia="Times New Roman" w:hAnsi="Segoe UI" w:cs="Segoe UI"/>
+        </w:rPr>
+        <w:t>Reading</w:t>
+      </w:r>
+    </w:p>
+    <w:p>
+      <w:pPr>
+        <w:pStyle w:val="NormalWeb"/>
+        <w:rPr>
+          <w:rFonts w:ascii="Segoe UI" w:hAnsi="Segoe UI" w:cs="Segoe UI"/>
+          <w:sz w:val="22"/>
+          <w:szCs w:val="22"/>
+        </w:rPr>
+      </w:pPr>
+      <w:r>
+        <w:rPr>
+          <w:rFonts w:ascii="Segoe UI" w:hAnsi="Segoe UI" w:cs="Segoe UI"/>
+          <w:sz w:val="22"/>
+          <w:szCs w:val="22"/>
+        </w:rPr>
+        <w:t xml:space="preserve">New posts you have not opened show up in </w:t>
+      </w:r>
+      <w:r>
+        <w:rPr>
+          <w:rFonts w:ascii="Segoe UI" w:hAnsi="Segoe UI" w:cs="Segoe UI"/>
+          <w:sz w:val="22"/>
+          <w:szCs w:val="22"/>
+        </w:rPr>
+        <w:t xml:space="preserve">two places: the number beside </w:t>
+      </w:r>
+      <w:r>
+        <w:rPr>
+          <w:rFonts w:ascii="Segoe UI" w:hAnsi="Segoe UI" w:cs="Segoe UI"/>
+          <w:b/>
+          <w:bCs/>
+          <w:sz w:val="22"/>
+          <w:szCs w:val="22"/>
+        </w:rPr>
+        <w:t>Posts</w:t>
+      </w:r>
+      <w:r>
+        <w:rPr>
+          <w:rFonts w:ascii="Segoe UI" w:hAnsi="Segoe UI" w:cs="Segoe UI"/>
+          <w:sz w:val="22"/>
+          <w:szCs w:val="22"/>
+        </w:rPr>
+        <w:t xml:space="preserve"> in the sidebar, and the bell at the top right, which lists the five newest under "</w:t>
       </w:r>
       <w:r>
         <w:rPr>
@@ -2669,15 +2919,15 @@
           <w:sz w:val="22"/>
           <w:szCs w:val="22"/>
         </w:rPr>
-        <w:t>Not opened yet</w:t>
-      </w:r>
-      <w:r>
-        <w:rPr>
-          <w:rFonts w:ascii="Segoe UI" w:hAnsi="Segoe UI" w:cs="Segoe UI"/>
-          <w:sz w:val="22"/>
-          <w:szCs w:val="22"/>
-        </w:rPr>
-        <w:t>. The Sent list shows the same summary as a small chip on each row.</w:t>
+        <w:t>n</w:t>
+      </w:r>
+      <w:r>
+        <w:rPr>
+          <w:rFonts w:ascii="Segoe UI" w:hAnsi="Segoe UI" w:cs="Segoe UI"/>
+          <w:sz w:val="22"/>
+          <w:szCs w:val="22"/>
+        </w:rPr>
+        <w:t xml:space="preserve"> new post(s)". Click one there and it opens straight away.</w:t>
       </w:r>
     </w:p>
     <w:p>
@@ -2695,15 +2945,7 @@
           <w:sz w:val="22"/>
           <w:szCs w:val="22"/>
         </w:rPr>
-        <w:t>The time is recorded when the m</w:t>
-      </w:r>
-      <w:r>
-        <w:rPr>
-          <w:rFonts w:ascii="Segoe UI" w:hAnsi="Segoe UI" w:cs="Segoe UI"/>
-          <w:sz w:val="22"/>
-          <w:szCs w:val="22"/>
-        </w:rPr>
-        <w:t>essage is first opened and never changes after that, so what you see is when they actually read it.</w:t>
+        <w:t>Opening a post is what clears it — the count falls by one as you read.</w:t>
       </w:r>
     </w:p>
     <w:p>
@@ -2717,7 +2959,13 @@
         <w:rPr>
           <w:rFonts w:ascii="Segoe UI" w:eastAsia="Times New Roman" w:hAnsi="Segoe UI" w:cs="Segoe UI"/>
         </w:rPr>
-        <w:t>Deleting</w:t>
+        <w:t>Who has</w:t>
+      </w:r>
+      <w:r>
+        <w:rPr>
+          <w:rFonts w:ascii="Segoe UI" w:eastAsia="Times New Roman" w:hAnsi="Segoe UI" w:cs="Segoe UI"/>
+        </w:rPr>
+        <w:t xml:space="preserve"> read what</w:t>
       </w:r>
     </w:p>
     <w:p>
@@ -2729,6 +2977,14 @@
           <w:szCs w:val="22"/>
         </w:rPr>
       </w:pPr>
+      <w:r>
+        <w:rPr>
+          <w:rFonts w:ascii="Segoe UI" w:hAnsi="Segoe UI" w:cs="Segoe UI"/>
+          <w:sz w:val="22"/>
+          <w:szCs w:val="22"/>
+        </w:rPr>
+        <w:t xml:space="preserve">The post list has a </w:t>
+      </w:r>
       <w:r>
         <w:rPr>
           <w:rFonts w:ascii="Segoe UI" w:hAnsi="Segoe UI" w:cs="Segoe UI"/>
@@ -2737,47 +2993,29 @@
           <w:sz w:val="22"/>
           <w:szCs w:val="22"/>
         </w:rPr>
-        <w:t>Delete</w:t>
-      </w:r>
-      <w:r>
-        <w:rPr>
-          <w:rFonts w:ascii="Segoe UI" w:hAnsi="Segoe UI" w:cs="Segoe UI"/>
-          <w:sz w:val="22"/>
-          <w:szCs w:val="22"/>
-        </w:rPr>
-        <w:t xml:space="preserve"> removes the message from </w:t>
-      </w:r>
-      <w:r>
-        <w:rPr>
-          <w:rFonts w:ascii="Segoe UI" w:hAnsi="Segoe UI" w:cs="Segoe UI"/>
-          <w:i/>
-          <w:iCs/>
-          <w:sz w:val="22"/>
-          <w:szCs w:val="22"/>
-        </w:rPr>
-        <w:t>your</w:t>
-      </w:r>
-      <w:r>
-        <w:rPr>
-          <w:rFonts w:ascii="Segoe UI" w:hAnsi="Segoe UI" w:cs="Segoe UI"/>
-          <w:sz w:val="22"/>
-          <w:szCs w:val="22"/>
-        </w:rPr>
-        <w:t xml:space="preserve"> mailbox. Everyone else keeps their copy — deleting from your inbox does not unsend anything.</w:t>
-      </w:r>
-    </w:p>
-    <w:p>
-      <w:pPr>
-        <w:pStyle w:val="Heading2"/>
-        <w:rPr>
-          <w:rFonts w:ascii="Segoe UI" w:eastAsia="Times New Roman" w:hAnsi="Segoe UI" w:cs="Segoe UI"/>
-        </w:rPr>
-      </w:pPr>
-      <w:r>
-        <w:rPr>
-          <w:rFonts w:ascii="Segoe UI" w:eastAsia="Times New Roman" w:hAnsi="Segoe UI" w:cs="Segoe UI"/>
-        </w:rPr>
-        <w:t>8b. Posts</w:t>
+        <w:t>Read by</w:t>
+      </w:r>
+      <w:r>
+        <w:rPr>
+          <w:rFonts w:ascii="Segoe UI" w:hAnsi="Segoe UI" w:cs="Segoe UI"/>
+          <w:sz w:val="22"/>
+          <w:szCs w:val="22"/>
+        </w:rPr>
+        <w:t xml:space="preserve"> column showing how many people have opened each post. Click that number to see exactly who, with the time each of them opened it. The same button is at the bottom of an open post.</w:t>
+      </w:r>
+    </w:p>
+    <w:p>
+      <w:pPr>
+        <w:pStyle w:val="Heading3"/>
+        <w:rPr>
+          <w:rFonts w:ascii="Segoe UI" w:eastAsia="Times New Roman" w:hAnsi="Segoe UI" w:cs="Segoe UI"/>
+        </w:rPr>
+      </w:pPr>
+      <w:r>
+        <w:rPr>
+          <w:rFonts w:ascii="Segoe UI" w:eastAsia="Times New Roman" w:hAnsi="Segoe UI" w:cs="Segoe UI"/>
+        </w:rPr>
+        <w:t>Writing one (administrators)</w:t>
       </w:r>
     </w:p>
     <w:p>
@@ -2797,55 +3035,15 @@
           <w:sz w:val="22"/>
           <w:szCs w:val="22"/>
         </w:rPr>
-        <w:t>Posts</w:t>
-      </w:r>
-      <w:r>
-        <w:rPr>
-          <w:rFonts w:ascii="Segoe UI" w:hAnsi="Segoe UI" w:cs="Segoe UI"/>
-          <w:sz w:val="22"/>
-          <w:szCs w:val="22"/>
-        </w:rPr>
-        <w:t xml:space="preserve"> a</w:t>
-      </w:r>
-      <w:r>
-        <w:rPr>
-          <w:rFonts w:ascii="Segoe UI" w:hAnsi="Segoe UI" w:cs="Segoe UI"/>
-          <w:sz w:val="22"/>
-          <w:szCs w:val="22"/>
-        </w:rPr>
-        <w:t>re announcements. Anyone can read them; writing them is an administrator's job.</w:t>
-      </w:r>
-    </w:p>
-    <w:p>
-      <w:pPr>
-        <w:pStyle w:val="Heading3"/>
-        <w:rPr>
-          <w:rFonts w:ascii="Segoe UI" w:eastAsia="Times New Roman" w:hAnsi="Segoe UI" w:cs="Segoe UI"/>
-        </w:rPr>
-      </w:pPr>
-      <w:r>
-        <w:rPr>
-          <w:rFonts w:ascii="Segoe UI" w:eastAsia="Times New Roman" w:hAnsi="Segoe UI" w:cs="Segoe UI"/>
-        </w:rPr>
-        <w:t>Reading</w:t>
-      </w:r>
-    </w:p>
-    <w:p>
-      <w:pPr>
-        <w:pStyle w:val="NormalWeb"/>
-        <w:rPr>
-          <w:rFonts w:ascii="Segoe UI" w:hAnsi="Segoe UI" w:cs="Segoe UI"/>
-          <w:sz w:val="22"/>
-          <w:szCs w:val="22"/>
-        </w:rPr>
-      </w:pPr>
-      <w:r>
-        <w:rPr>
-          <w:rFonts w:ascii="Segoe UI" w:hAnsi="Segoe UI" w:cs="Segoe UI"/>
-          <w:sz w:val="22"/>
-          <w:szCs w:val="22"/>
-        </w:rPr>
-        <w:t xml:space="preserve">New posts you have not opened show up in two places: the number beside </w:t>
+        <w:t>New post</w:t>
+      </w:r>
+      <w:r>
+        <w:rPr>
+          <w:rFonts w:ascii="Segoe UI" w:hAnsi="Segoe UI" w:cs="Segoe UI"/>
+          <w:sz w:val="22"/>
+          <w:szCs w:val="22"/>
+        </w:rPr>
+        <w:t xml:space="preserve">, then a title and the content. </w:t>
       </w:r>
       <w:r>
         <w:rPr>
@@ -2855,41 +3053,29 @@
           <w:sz w:val="22"/>
           <w:szCs w:val="22"/>
         </w:rPr>
-        <w:t>Posts</w:t>
-      </w:r>
-      <w:r>
-        <w:rPr>
-          <w:rFonts w:ascii="Segoe UI" w:hAnsi="Segoe UI" w:cs="Segoe UI"/>
-          <w:sz w:val="22"/>
-          <w:szCs w:val="22"/>
-        </w:rPr>
-        <w:t xml:space="preserve"> in the sidebar, and the bell at the top right, which lists the five newest under "</w:t>
-      </w:r>
-      <w:r>
-        <w:rPr>
-          <w:rFonts w:ascii="Segoe UI" w:hAnsi="Segoe UI" w:cs="Segoe UI"/>
-          <w:i/>
-          <w:iCs/>
-          <w:sz w:val="22"/>
-          <w:szCs w:val="22"/>
-        </w:rPr>
-        <w:t>n</w:t>
-      </w:r>
-      <w:r>
-        <w:rPr>
-          <w:rFonts w:ascii="Segoe UI" w:hAnsi="Segoe UI" w:cs="Segoe UI"/>
-          <w:sz w:val="22"/>
-          <w:szCs w:val="22"/>
-        </w:rPr>
-        <w:t xml:space="preserve"> new pos</w:t>
-      </w:r>
-      <w:r>
-        <w:rPr>
-          <w:rFonts w:ascii="Segoe UI" w:hAnsi="Segoe UI" w:cs="Segoe UI"/>
-          <w:sz w:val="22"/>
-          <w:szCs w:val="22"/>
-        </w:rPr>
-        <w:t>t(s)". Click one there and it opens straight away.</w:t>
+        <w:t>Pin to the top</w:t>
+      </w:r>
+      <w:r>
+        <w:rPr>
+          <w:rFonts w:ascii="Segoe UI" w:hAnsi="Segoe UI" w:cs="Segoe UI"/>
+          <w:sz w:val="22"/>
+          <w:szCs w:val="22"/>
+        </w:rPr>
+        <w:t xml:space="preserve"> keeps it above the others for everyone. Posts can be edited and deleted later; deleting one also deletes its record of who read it.</w:t>
+      </w:r>
+    </w:p>
+    <w:p>
+      <w:pPr>
+        <w:pStyle w:val="Heading2"/>
+        <w:rPr>
+          <w:rFonts w:ascii="Segoe UI" w:eastAsia="Times New Roman" w:hAnsi="Segoe UI" w:cs="Segoe UI"/>
+        </w:rPr>
+      </w:pPr>
+      <w:r>
+        <w:rPr>
+          <w:rFonts w:ascii="Segoe UI" w:eastAsia="Times New Roman" w:hAnsi="Segoe UI" w:cs="Segoe UI"/>
+        </w:rPr>
+        <w:t>8c. Meetings</w:t>
       </w:r>
     </w:p>
     <w:p>
@@ -2907,7 +3093,15 @@
           <w:sz w:val="22"/>
           <w:szCs w:val="22"/>
         </w:rPr>
-        <w:t>Opening a post is what clears it — the count falls by one as you read.</w:t>
+        <w:t>Video calls with other people in this workspace. The picture and</w:t>
+      </w:r>
+      <w:r>
+        <w:rPr>
+          <w:rFonts w:ascii="Segoe UI" w:hAnsi="Segoe UI" w:cs="Segoe UI"/>
+          <w:sz w:val="22"/>
+          <w:szCs w:val="22"/>
+        </w:rPr>
+        <w:t xml:space="preserve"> sound travel straight between the browsers taking part — they do not pass through the server — which keeps them quick, and means a call works best with a handful of people rather than a crowd.</w:t>
       </w:r>
     </w:p>
     <w:p>
@@ -2921,7 +3115,7 @@
         <w:rPr>
           <w:rFonts w:ascii="Segoe UI" w:eastAsia="Times New Roman" w:hAnsi="Segoe UI" w:cs="Segoe UI"/>
         </w:rPr>
-        <w:t>Who has read what</w:t>
+        <w:t>Before your first call</w:t>
       </w:r>
     </w:p>
     <w:p>
@@ -2939,7 +3133,15 @@
           <w:sz w:val="22"/>
           <w:szCs w:val="22"/>
         </w:rPr>
-        <w:t xml:space="preserve">The post list has a </w:t>
+        <w:t>Your browser will only hand over a came</w:t>
+      </w:r>
+      <w:r>
+        <w:rPr>
+          <w:rFonts w:ascii="Segoe UI" w:hAnsi="Segoe UI" w:cs="Segoe UI"/>
+          <w:sz w:val="22"/>
+          <w:szCs w:val="22"/>
+        </w:rPr>
+        <w:t xml:space="preserve">ra and a microphone on a page served over </w:t>
       </w:r>
       <w:r>
         <w:rPr>
@@ -2949,48 +3151,16 @@
           <w:sz w:val="22"/>
           <w:szCs w:val="22"/>
         </w:rPr>
-        <w:t>Read by</w:t>
-      </w:r>
-      <w:r>
-        <w:rPr>
-          <w:rFonts w:ascii="Segoe UI" w:hAnsi="Segoe UI" w:cs="Segoe UI"/>
-          <w:sz w:val="22"/>
-          <w:szCs w:val="22"/>
-        </w:rPr>
-        <w:t xml:space="preserve"> column showing how many people have opened each post. Click that number to see exactly w</w:t>
-      </w:r>
-      <w:r>
-        <w:rPr>
-          <w:rFonts w:ascii="Segoe UI" w:hAnsi="Segoe UI" w:cs="Segoe UI"/>
-          <w:sz w:val="22"/>
-          <w:szCs w:val="22"/>
-        </w:rPr>
-        <w:t>ho, with the time each of them opened it. The same button is at the bottom of an open post.</w:t>
-      </w:r>
-    </w:p>
-    <w:p>
-      <w:pPr>
-        <w:pStyle w:val="Heading3"/>
-        <w:rPr>
-          <w:rFonts w:ascii="Segoe UI" w:eastAsia="Times New Roman" w:hAnsi="Segoe UI" w:cs="Segoe UI"/>
-        </w:rPr>
-      </w:pPr>
-      <w:r>
-        <w:rPr>
-          <w:rFonts w:ascii="Segoe UI" w:eastAsia="Times New Roman" w:hAnsi="Segoe UI" w:cs="Segoe UI"/>
-        </w:rPr>
-        <w:t>Writing one (administrators)</w:t>
-      </w:r>
-    </w:p>
-    <w:p>
-      <w:pPr>
-        <w:pStyle w:val="NormalWeb"/>
-        <w:rPr>
-          <w:rFonts w:ascii="Segoe UI" w:hAnsi="Segoe UI" w:cs="Segoe UI"/>
-          <w:sz w:val="22"/>
-          <w:szCs w:val="22"/>
-        </w:rPr>
-      </w:pPr>
+        <w:t>HTTPS</w:t>
+      </w:r>
+      <w:r>
+        <w:rPr>
+          <w:rFonts w:ascii="Segoe UI" w:hAnsi="Segoe UI" w:cs="Segoe UI"/>
+          <w:sz w:val="22"/>
+          <w:szCs w:val="22"/>
+        </w:rPr>
+        <w:t xml:space="preserve">, or on </w:t>
+      </w:r>
       <w:r>
         <w:rPr>
           <w:rFonts w:ascii="Segoe UI" w:hAnsi="Segoe UI" w:cs="Segoe UI"/>
@@ -2999,140 +3169,6 @@
           <w:sz w:val="22"/>
           <w:szCs w:val="22"/>
         </w:rPr>
-        <w:t>New post</w:t>
-      </w:r>
-      <w:r>
-        <w:rPr>
-          <w:rFonts w:ascii="Segoe UI" w:hAnsi="Segoe UI" w:cs="Segoe UI"/>
-          <w:sz w:val="22"/>
-          <w:szCs w:val="22"/>
-        </w:rPr>
-        <w:t xml:space="preserve">, then a title and the content. </w:t>
-      </w:r>
-      <w:r>
-        <w:rPr>
-          <w:rFonts w:ascii="Segoe UI" w:hAnsi="Segoe UI" w:cs="Segoe UI"/>
-          <w:b/>
-          <w:bCs/>
-          <w:sz w:val="22"/>
-          <w:szCs w:val="22"/>
-        </w:rPr>
-        <w:t>Pin to the top</w:t>
-      </w:r>
-      <w:r>
-        <w:rPr>
-          <w:rFonts w:ascii="Segoe UI" w:hAnsi="Segoe UI" w:cs="Segoe UI"/>
-          <w:sz w:val="22"/>
-          <w:szCs w:val="22"/>
-        </w:rPr>
-        <w:t xml:space="preserve"> keeps it above the others for everyone. Posts can be edited and deleted later; d</w:t>
-      </w:r>
-      <w:r>
-        <w:rPr>
-          <w:rFonts w:ascii="Segoe UI" w:hAnsi="Segoe UI" w:cs="Segoe UI"/>
-          <w:sz w:val="22"/>
-          <w:szCs w:val="22"/>
-        </w:rPr>
-        <w:t>eleting one also deletes its record of who read it.</w:t>
-      </w:r>
-    </w:p>
-    <w:p>
-      <w:pPr>
-        <w:pStyle w:val="Heading2"/>
-        <w:rPr>
-          <w:rFonts w:ascii="Segoe UI" w:eastAsia="Times New Roman" w:hAnsi="Segoe UI" w:cs="Segoe UI"/>
-        </w:rPr>
-      </w:pPr>
-      <w:r>
-        <w:rPr>
-          <w:rFonts w:ascii="Segoe UI" w:eastAsia="Times New Roman" w:hAnsi="Segoe UI" w:cs="Segoe UI"/>
-        </w:rPr>
-        <w:t>8c. Meetings</w:t>
-      </w:r>
-    </w:p>
-    <w:p>
-      <w:pPr>
-        <w:pStyle w:val="NormalWeb"/>
-        <w:rPr>
-          <w:rFonts w:ascii="Segoe UI" w:hAnsi="Segoe UI" w:cs="Segoe UI"/>
-          <w:sz w:val="22"/>
-          <w:szCs w:val="22"/>
-        </w:rPr>
-      </w:pPr>
-      <w:r>
-        <w:rPr>
-          <w:rFonts w:ascii="Segoe UI" w:hAnsi="Segoe UI" w:cs="Segoe UI"/>
-          <w:sz w:val="22"/>
-          <w:szCs w:val="22"/>
-        </w:rPr>
-        <w:t>Video calls with other people in this workspace. The picture and sound travel straight between the browsers taking part — they do not pass through the server — which keeps them quick, and mea</w:t>
-      </w:r>
-      <w:r>
-        <w:rPr>
-          <w:rFonts w:ascii="Segoe UI" w:hAnsi="Segoe UI" w:cs="Segoe UI"/>
-          <w:sz w:val="22"/>
-          <w:szCs w:val="22"/>
-        </w:rPr>
-        <w:t>ns a call works best with a handful of people rather than a crowd.</w:t>
-      </w:r>
-    </w:p>
-    <w:p>
-      <w:pPr>
-        <w:pStyle w:val="Heading3"/>
-        <w:rPr>
-          <w:rFonts w:ascii="Segoe UI" w:eastAsia="Times New Roman" w:hAnsi="Segoe UI" w:cs="Segoe UI"/>
-        </w:rPr>
-      </w:pPr>
-      <w:r>
-        <w:rPr>
-          <w:rFonts w:ascii="Segoe UI" w:eastAsia="Times New Roman" w:hAnsi="Segoe UI" w:cs="Segoe UI"/>
-        </w:rPr>
-        <w:t>Before your first call</w:t>
-      </w:r>
-    </w:p>
-    <w:p>
-      <w:pPr>
-        <w:pStyle w:val="NormalWeb"/>
-        <w:rPr>
-          <w:rFonts w:ascii="Segoe UI" w:hAnsi="Segoe UI" w:cs="Segoe UI"/>
-          <w:sz w:val="22"/>
-          <w:szCs w:val="22"/>
-        </w:rPr>
-      </w:pPr>
-      <w:r>
-        <w:rPr>
-          <w:rFonts w:ascii="Segoe UI" w:hAnsi="Segoe UI" w:cs="Segoe UI"/>
-          <w:sz w:val="22"/>
-          <w:szCs w:val="22"/>
-        </w:rPr>
-        <w:t xml:space="preserve">Your browser will only hand over a camera and a microphone on a page served over </w:t>
-      </w:r>
-      <w:r>
-        <w:rPr>
-          <w:rFonts w:ascii="Segoe UI" w:hAnsi="Segoe UI" w:cs="Segoe UI"/>
-          <w:b/>
-          <w:bCs/>
-          <w:sz w:val="22"/>
-          <w:szCs w:val="22"/>
-        </w:rPr>
-        <w:t>HTTPS</w:t>
-      </w:r>
-      <w:r>
-        <w:rPr>
-          <w:rFonts w:ascii="Segoe UI" w:hAnsi="Segoe UI" w:cs="Segoe UI"/>
-          <w:sz w:val="22"/>
-          <w:szCs w:val="22"/>
-        </w:rPr>
-        <w:t xml:space="preserve">, or on </w:t>
-      </w:r>
-      <w:r>
-        <w:rPr>
-          <w:rFonts w:ascii="Segoe UI" w:hAnsi="Segoe UI" w:cs="Segoe UI"/>
-          <w:b/>
-          <w:bCs/>
-          <w:sz w:val="22"/>
-          <w:szCs w:val="22"/>
-        </w:rPr>
         <w:t>localhost</w:t>
       </w:r>
       <w:r>
@@ -3148,22 +3184,23 @@
           <w:rStyle w:val="c1"/>
           <w:rFonts w:cs="Segoe UI"/>
         </w:rPr>
-        <w:t>http:</w:t>
-      </w:r>
-      <w:r>
-        <w:rPr>
-          <w:rStyle w:val="c1"/>
-          <w:rFonts w:cs="Segoe UI"/>
-        </w:rPr>
-        <w:t>//192.168.1.20:6173</w:t>
-      </w:r>
-      <w:r>
-        <w:rPr>
-          <w:rFonts w:ascii="Segoe UI" w:hAnsi="Segoe UI" w:cs="Segoe UI"/>
-          <w:sz w:val="22"/>
-          <w:szCs w:val="22"/>
-        </w:rPr>
-        <w:t>, the browser blocks camera access entirely, and there is nothing the application can do about it. The Meetings page tells you so at the top when that is the case; you can still join to watch and listen.</w:t>
+        <w:t>http://192.168.1.20:6173</w:t>
+      </w:r>
+      <w:r>
+        <w:rPr>
+          <w:rFonts w:ascii="Segoe UI" w:hAnsi="Segoe UI" w:cs="Segoe UI"/>
+          <w:sz w:val="22"/>
+          <w:szCs w:val="22"/>
+        </w:rPr>
+        <w:t>, the browser blocks camera access entirely, and there is nothing the application can do about it. The Meeting</w:t>
+      </w:r>
+      <w:r>
+        <w:rPr>
+          <w:rFonts w:ascii="Segoe UI" w:hAnsi="Segoe UI" w:cs="Segoe UI"/>
+          <w:sz w:val="22"/>
+          <w:szCs w:val="22"/>
+        </w:rPr>
+        <w:t>s page tells you so at the top when that is the case; you can still join to watch and listen.</w:t>
       </w:r>
     </w:p>
     <w:p>
@@ -3181,15 +3218,15 @@
           <w:sz w:val="22"/>
           <w:szCs w:val="22"/>
         </w:rPr>
-        <w:t>The first time you join, the brow</w:t>
-      </w:r>
-      <w:r>
-        <w:rPr>
-          <w:rFonts w:ascii="Segoe UI" w:hAnsi="Segoe UI" w:cs="Segoe UI"/>
-          <w:sz w:val="22"/>
-          <w:szCs w:val="22"/>
-        </w:rPr>
-        <w:t>ser asks for permission. If you refuse, or you have no camera, you join anyway — you will see and hear everyone, and they will see your initials in place of your picture.</w:t>
+        <w:t>The first time you join, the browser asks for permission. If you refuse, or you have no camera, you join anyway — you will see and hear everyone, and they will se</w:t>
+      </w:r>
+      <w:r>
+        <w:rPr>
+          <w:rFonts w:ascii="Segoe UI" w:hAnsi="Segoe UI" w:cs="Segoe UI"/>
+          <w:sz w:val="22"/>
+          <w:szCs w:val="22"/>
+        </w:rPr>
+        <w:t>e your initials in place of your picture.</w:t>
       </w:r>
     </w:p>
     <w:p>
@@ -3263,17 +3300,7 @@
           <w:sz w:val="22"/>
           <w:szCs w:val="22"/>
         </w:rPr>
-        <w:t>St</w:t>
-      </w:r>
-      <w:r>
-        <w:rPr>
-          <w:rFonts w:ascii="Segoe UI" w:eastAsia="Times New Roman" w:hAnsi="Segoe UI" w:cs="Segoe UI"/>
-          <w:b/>
-          <w:bCs/>
-          <w:sz w:val="22"/>
-          <w:szCs w:val="22"/>
-        </w:rPr>
-        <w:t>arts</w:t>
+        <w:t>Starts</w:t>
       </w:r>
       <w:r>
         <w:rPr>
@@ -3331,13 +3358,6 @@
           <w:szCs w:val="22"/>
         </w:rPr>
         <w:br/>
-      </w:r>
-      <w:r>
-        <w:rPr>
-          <w:rFonts w:ascii="Segoe UI" w:eastAsia="Times New Roman" w:hAnsi="Segoe UI" w:cs="Segoe UI"/>
-          <w:sz w:val="22"/>
-          <w:szCs w:val="22"/>
-        </w:rPr>
         <w:t xml:space="preserve">may join; nobody else will even see the meeting in their list. You can always join your own. </w:t>
       </w:r>
     </w:p>
@@ -3388,7 +3408,15 @@
           <w:sz w:val="22"/>
           <w:szCs w:val="22"/>
         </w:rPr>
-        <w:t xml:space="preserve"> on any meeting that has not ended. Meetings with somebody in them are outlined in green, badged </w:t>
+        <w:t xml:space="preserve"> on any meeting that has not ended. Meetings with somebody in them are </w:t>
+      </w:r>
+      <w:r>
+        <w:rPr>
+          <w:rFonts w:ascii="Segoe UI" w:hAnsi="Segoe UI" w:cs="Segoe UI"/>
+          <w:sz w:val="22"/>
+          <w:szCs w:val="22"/>
+        </w:rPr>
+        <w:t xml:space="preserve">outlined in green, badged </w:t>
       </w:r>
       <w:r>
         <w:rPr>
@@ -3406,15 +3434,7 @@
           <w:sz w:val="22"/>
           <w:szCs w:val="22"/>
         </w:rPr>
-        <w:t xml:space="preserve">, and list who is already in the call — so </w:t>
-      </w:r>
-      <w:r>
-        <w:rPr>
-          <w:rFonts w:ascii="Segoe UI" w:hAnsi="Segoe UI" w:cs="Segoe UI"/>
-          <w:sz w:val="22"/>
-          <w:szCs w:val="22"/>
-        </w:rPr>
-        <w:t>you can see whether the person you are waiting for has arrived.</w:t>
+        <w:t>, and list who is already in the call — so you can see whether the person you are waiting for has arrived.</w:t>
       </w:r>
     </w:p>
     <w:p>
@@ -3619,7 +3639,15 @@
                 <w:sz w:val="19"/>
                 <w:szCs w:val="19"/>
               </w:rPr>
-              <w:t>Mutes and unmutes you. Everyone else sees a microphone icon on your tile while you are muted.</w:t>
+              <w:t>Mutes and unmutes you. Everyone else sees a</w:t>
+            </w:r>
+            <w:r>
+              <w:rPr>
+                <w:rFonts w:ascii="Segoe UI" w:eastAsia="Times New Roman" w:hAnsi="Segoe UI" w:cs="Segoe UI"/>
+                <w:sz w:val="19"/>
+                <w:szCs w:val="19"/>
+              </w:rPr>
+              <w:t xml:space="preserve"> microphone icon on your tile while you are muted.</w:t>
             </w:r>
           </w:p>
         </w:tc>
@@ -3691,15 +3719,7 @@
                 <w:sz w:val="19"/>
                 <w:szCs w:val="19"/>
               </w:rPr>
-              <w:t>Turns your pic</w:t>
-            </w:r>
-            <w:r>
-              <w:rPr>
-                <w:rFonts w:ascii="Segoe UI" w:eastAsia="Times New Roman" w:hAnsi="Segoe UI" w:cs="Segoe UI"/>
-                <w:sz w:val="19"/>
-                <w:szCs w:val="19"/>
-              </w:rPr>
-              <w:t>ture off and on. Your tile shows your initials instead.</w:t>
+              <w:t>Turns your picture off and on. Your tile shows your initials instead.</w:t>
             </w:r>
           </w:p>
         </w:tc>
@@ -3771,7 +3791,15 @@
                 <w:sz w:val="19"/>
                 <w:szCs w:val="19"/>
               </w:rPr>
-              <w:t>Shares a window or a screen in place of your camera. Press it again, or use your browser's own "Stop sharing" bar, to go back to the camera.</w:t>
+              <w:t>Shares a window or a screen in place of your camera. Press it again, or use your browser's own "Stop sharing" bar, to g</w:t>
+            </w:r>
+            <w:r>
+              <w:rPr>
+                <w:rFonts w:ascii="Segoe UI" w:eastAsia="Times New Roman" w:hAnsi="Segoe UI" w:cs="Segoe UI"/>
+                <w:sz w:val="19"/>
+                <w:szCs w:val="19"/>
+              </w:rPr>
+              <w:t>o back to the camera.</w:t>
             </w:r>
           </w:p>
         </w:tc>
@@ -4044,15 +4072,15 @@
           <w:sz w:val="22"/>
           <w:szCs w:val="22"/>
         </w:rPr>
-        <w:t xml:space="preserve">Messages sent in the panel stay </w:t>
-      </w:r>
-      <w:r>
-        <w:rPr>
-          <w:rFonts w:ascii="Segoe UI" w:hAnsi="Segoe UI" w:cs="Segoe UI"/>
-          <w:sz w:val="22"/>
-          <w:szCs w:val="22"/>
-        </w:rPr>
-        <w:t>with the meeting, so somebody who joins late can read what has already been said. While the panel is closed, the button carries a count of what you have not seen.</w:t>
+        <w:t>Messages sent in the panel stay with the meeting, so somebody who joins late can read what has already been said. While the panel is closed, the but</w:t>
+      </w:r>
+      <w:r>
+        <w:rPr>
+          <w:rFonts w:ascii="Segoe UI" w:hAnsi="Segoe UI" w:cs="Segoe UI"/>
+          <w:sz w:val="22"/>
+          <w:szCs w:val="22"/>
+        </w:rPr>
+        <w:t>ton carries a count of what you have not seen.</w:t>
       </w:r>
     </w:p>
     <w:p>
@@ -4102,15 +4130,15 @@
           <w:sz w:val="22"/>
           <w:szCs w:val="22"/>
         </w:rPr>
-        <w:t>. What is captured is the meeting as you are seeing and hearing it — ev</w:t>
-      </w:r>
-      <w:r>
-        <w:rPr>
-          <w:rFonts w:ascii="Segoe UI" w:hAnsi="Segoe UI" w:cs="Segoe UI"/>
-          <w:sz w:val="22"/>
-          <w:szCs w:val="22"/>
-        </w:rPr>
-        <w:t>ery tile, with names, and everyone's voice — and it saves to the meeting when you stop. A timer runs in the header while it records.</w:t>
+        <w:t>. What is captured is the meeting as you are seeing and hearing it — every tile, with names, and everyone's voice — and it saves to the meeting when you stop. A timer runs in the header w</w:t>
+      </w:r>
+      <w:r>
+        <w:rPr>
+          <w:rFonts w:ascii="Segoe UI" w:hAnsi="Segoe UI" w:cs="Segoe UI"/>
+          <w:sz w:val="22"/>
+          <w:szCs w:val="22"/>
+        </w:rPr>
+        <w:t>hile it records.</w:t>
       </w:r>
     </w:p>
     <w:p>
@@ -4138,15 +4166,7 @@
           <w:sz w:val="22"/>
           <w:szCs w:val="22"/>
         </w:rPr>
-        <w:t xml:space="preserve"> A warning appears across the top of their screen and a red REC badge appears on your tile, fo</w:t>
-      </w:r>
-      <w:r>
-        <w:rPr>
-          <w:rFonts w:ascii="Segoe UI" w:hAnsi="Segoe UI" w:cs="Segoe UI"/>
-          <w:sz w:val="22"/>
-          <w:szCs w:val="22"/>
-        </w:rPr>
-        <w:t>r as long as you are recording. This is not something you can turn off separately.</w:t>
+        <w:t xml:space="preserve"> A warning appears across the top of their screen and a red REC badge appears on your tile, for as long as you are recording. This is not something you can turn off separately.</w:t>
       </w:r>
     </w:p>
     <w:p>
@@ -4186,7 +4206,15 @@
           <w:sz w:val="22"/>
           <w:szCs w:val="22"/>
         </w:rPr>
-        <w:t xml:space="preserve">The recording is made by your browser, so it stops if you close the tab, and </w:t>
+        <w:t>The r</w:t>
+      </w:r>
+      <w:r>
+        <w:rPr>
+          <w:rFonts w:ascii="Segoe UI" w:eastAsia="Times New Roman" w:hAnsi="Segoe UI" w:cs="Segoe UI"/>
+          <w:sz w:val="22"/>
+          <w:szCs w:val="22"/>
+        </w:rPr>
+        <w:t xml:space="preserve">ecording is made by your browser, so it stops if you close the tab, and </w:t>
       </w:r>
       <w:r>
         <w:rPr>
@@ -4217,15 +4245,7 @@
           <w:sz w:val="22"/>
           <w:szCs w:val="22"/>
         </w:rPr>
-        <w:t>Minimisin</w:t>
-      </w:r>
-      <w:r>
-        <w:rPr>
-          <w:rFonts w:ascii="Segoe UI" w:eastAsia="Times New Roman" w:hAnsi="Segoe UI" w:cs="Segoe UI"/>
-          <w:sz w:val="22"/>
-          <w:szCs w:val="22"/>
-        </w:rPr>
-        <w:t xml:space="preserve">g the window makes your browser slow the recording down and drop </w:t>
+        <w:t xml:space="preserve">Minimising the window makes your browser slow the recording down and drop </w:t>
       </w:r>
       <w:r>
         <w:rPr>
@@ -4256,7 +4276,15 @@
           <w:sz w:val="22"/>
           <w:szCs w:val="22"/>
         </w:rPr>
-        <w:t xml:space="preserve">Recordings can be large. A long call can run to hundreds of megabytes. </w:t>
+        <w:t>Recordings can be large</w:t>
+      </w:r>
+      <w:r>
+        <w:rPr>
+          <w:rFonts w:ascii="Segoe UI" w:eastAsia="Times New Roman" w:hAnsi="Segoe UI" w:cs="Segoe UI"/>
+          <w:sz w:val="22"/>
+          <w:szCs w:val="22"/>
+        </w:rPr>
+        <w:t xml:space="preserve">. A long call can run to hundreds of megabytes. </w:t>
       </w:r>
     </w:p>
     <w:p>
@@ -4274,15 +4302,7 @@
           <w:sz w:val="22"/>
           <w:szCs w:val="22"/>
         </w:rPr>
-        <w:t>Afterwards, the meeting's card shows how many recordings it has; click that to open, downlo</w:t>
-      </w:r>
-      <w:r>
-        <w:rPr>
-          <w:rFonts w:ascii="Segoe UI" w:hAnsi="Segoe UI" w:cs="Segoe UI"/>
-          <w:sz w:val="22"/>
-          <w:szCs w:val="22"/>
-        </w:rPr>
-        <w:t>ad or delete them. You can delete a recording you made; the host and administrators can delete any of them.</w:t>
+        <w:t>Afterwards, the meeting's card shows how many recordings it has; click that to open, download or delete them. You can delete a recording you made; the host and administrators can delete any of them.</w:t>
       </w:r>
     </w:p>
     <w:p>
@@ -4296,7 +4316,13 @@
         <w:rPr>
           <w:rFonts w:ascii="Segoe UI" w:eastAsia="Times New Roman" w:hAnsi="Segoe UI" w:cs="Segoe UI"/>
         </w:rPr>
-        <w:t>Ending and deleting</w:t>
+        <w:t>Ending a</w:t>
+      </w:r>
+      <w:r>
+        <w:rPr>
+          <w:rFonts w:ascii="Segoe UI" w:eastAsia="Times New Roman" w:hAnsi="Segoe UI" w:cs="Segoe UI"/>
+        </w:rPr>
+        <w:t>nd deleting</w:t>
       </w:r>
     </w:p>
     <w:p>
@@ -4332,15 +4358,7 @@
           <w:sz w:val="22"/>
           <w:szCs w:val="22"/>
         </w:rPr>
-        <w:t xml:space="preserve"> a meeting. Anyone still in the call is disconnected and told it has ended. The record</w:t>
-      </w:r>
-      <w:r>
-        <w:rPr>
-          <w:rFonts w:ascii="Segoe UI" w:hAnsi="Segoe UI" w:cs="Segoe UI"/>
-          <w:sz w:val="22"/>
-          <w:szCs w:val="22"/>
-        </w:rPr>
-        <w:t>ings, the messages and the record of who attended are all kept.</w:t>
+        <w:t xml:space="preserve"> a meeting. Anyone still in the call is disconnected and told it has ended. The recordings, the messages and the record of who attended are all kept.</w:t>
       </w:r>
     </w:p>
     <w:p>
@@ -4368,7 +4386,15 @@
           <w:sz w:val="22"/>
           <w:szCs w:val="22"/>
         </w:rPr>
-        <w:t xml:space="preserve"> removes the meeting and its recordings for good.</w:t>
+        <w:t xml:space="preserve"> removes the meeting and its recordings for go</w:t>
+      </w:r>
+      <w:r>
+        <w:rPr>
+          <w:rFonts w:ascii="Segoe UI" w:hAnsi="Segoe UI" w:cs="Segoe UI"/>
+          <w:sz w:val="22"/>
+          <w:szCs w:val="22"/>
+        </w:rPr>
+        <w:t>od.</w:t>
       </w:r>
     </w:p>
     <w:p>
@@ -4386,15 +4412,7 @@
           <w:sz w:val="22"/>
           <w:szCs w:val="22"/>
         </w:rPr>
-        <w:t>Clicking the attendance count on a card shows everyone who joined, when they arrived and when they left. Leaving and coming back shows a</w:t>
-      </w:r>
-      <w:r>
-        <w:rPr>
-          <w:rFonts w:ascii="Segoe UI" w:hAnsi="Segoe UI" w:cs="Segoe UI"/>
-          <w:sz w:val="22"/>
-          <w:szCs w:val="22"/>
-        </w:rPr>
-        <w:t>s two visits.</w:t>
+        <w:t>Clicking the attendance count on a card shows everyone who joined, when they arrived and when they left. Leaving and coming back shows as two visits.</w:t>
       </w:r>
     </w:p>
     <w:p>
@@ -4869,7 +4887,15 @@
                 <w:sz w:val="19"/>
                 <w:szCs w:val="19"/>
               </w:rPr>
-              <w:t>Your own calendar entries, including repeating ones.</w:t>
+              <w:t>Your own calendar entries, includ</w:t>
+            </w:r>
+            <w:r>
+              <w:rPr>
+                <w:rFonts w:ascii="Segoe UI" w:eastAsia="Times New Roman" w:hAnsi="Segoe UI" w:cs="Segoe UI"/>
+                <w:sz w:val="19"/>
+                <w:szCs w:val="19"/>
+              </w:rPr>
+              <w:t>ing repeating ones.</w:t>
             </w:r>
           </w:p>
         </w:tc>
@@ -5445,15 +5471,7 @@
                 <w:sz w:val="19"/>
                 <w:szCs w:val="19"/>
               </w:rPr>
-              <w:t>Measured API latency and browser mem</w:t>
-            </w:r>
-            <w:r>
-              <w:rPr>
-                <w:rFonts w:ascii="Segoe UI" w:eastAsia="Times New Roman" w:hAnsi="Segoe UI" w:cs="Segoe UI"/>
-                <w:sz w:val="19"/>
-                <w:szCs w:val="19"/>
-              </w:rPr>
-              <w:t>ory.</w:t>
+              <w:t>Measured API latency and browser memory.</w:t>
             </w:r>
           </w:p>
         </w:tc>
@@ -5520,7 +5538,15 @@
           <w:sz w:val="22"/>
           <w:szCs w:val="22"/>
         </w:rPr>
-        <w:t xml:space="preserve">. The list holds every registered account. It is re-read each time you open the page, and </w:t>
+        <w:t xml:space="preserve">. The </w:t>
+      </w:r>
+      <w:r>
+        <w:rPr>
+          <w:rFonts w:ascii="Segoe UI" w:hAnsi="Segoe UI" w:cs="Segoe UI"/>
+          <w:sz w:val="22"/>
+          <w:szCs w:val="22"/>
+        </w:rPr>
+        <w:t xml:space="preserve">list holds every registered account. It is re-read each time you open the page, and </w:t>
       </w:r>
       <w:r>
         <w:rPr>
@@ -5556,15 +5582,7 @@
           <w:sz w:val="22"/>
           <w:szCs w:val="22"/>
         </w:rPr>
-        <w:t>Click the pencil on a row to edit t</w:t>
-      </w:r>
-      <w:r>
-        <w:rPr>
-          <w:rFonts w:ascii="Segoe UI" w:hAnsi="Segoe UI" w:cs="Segoe UI"/>
-          <w:sz w:val="22"/>
-          <w:szCs w:val="22"/>
-        </w:rPr>
-        <w:t>hat account:</w:t>
+        <w:t>Click the pencil on a row to edit that account:</w:t>
       </w:r>
     </w:p>
     <w:p>
@@ -5596,7 +5614,15 @@
           <w:sz w:val="22"/>
           <w:szCs w:val="22"/>
         </w:rPr>
-        <w:t xml:space="preserve"> — face photo, full name, email, gender, birthday, phone </w:t>
+        <w:t xml:space="preserve"> — face photo, full name, email, gender,</w:t>
+      </w:r>
+      <w:r>
+        <w:rPr>
+          <w:rFonts w:ascii="Segoe UI" w:eastAsia="Times New Roman" w:hAnsi="Segoe UI" w:cs="Segoe UI"/>
+          <w:sz w:val="22"/>
+          <w:szCs w:val="22"/>
+        </w:rPr>
+        <w:t xml:space="preserve"> birthday, phone </w:t>
       </w:r>
       <w:r>
         <w:rPr>
@@ -5646,13 +5672,6 @@
           <w:szCs w:val="22"/>
         </w:rPr>
         <w:br/>
-      </w:r>
-      <w:r>
-        <w:rPr>
-          <w:rFonts w:ascii="Segoe UI" w:eastAsia="Times New Roman" w:hAnsi="Segoe UI" w:cs="Segoe UI"/>
-          <w:sz w:val="22"/>
-          <w:szCs w:val="22"/>
-        </w:rPr>
         <w:t xml:space="preserve">Administrators bypass this list entirely, so it is shown as read-only for them. </w:t>
       </w:r>
     </w:p>
@@ -5685,7 +5704,15 @@
           <w:sz w:val="22"/>
           <w:szCs w:val="22"/>
         </w:rPr>
-        <w:t xml:space="preserve"> — recent activity for that account. </w:t>
+        <w:t xml:space="preserve"> </w:t>
+      </w:r>
+      <w:r>
+        <w:rPr>
+          <w:rFonts w:ascii="Segoe UI" w:eastAsia="Times New Roman" w:hAnsi="Segoe UI" w:cs="Segoe UI"/>
+          <w:sz w:val="22"/>
+          <w:szCs w:val="22"/>
+        </w:rPr>
+        <w:t xml:space="preserve">— recent activity for that account. </w:t>
       </w:r>
     </w:p>
     <w:p>
@@ -5717,13 +5744,7 @@
         <w:rPr>
           <w:rFonts w:ascii="Segoe UI" w:eastAsia="Times New Roman" w:hAnsi="Segoe UI" w:cs="Segoe UI"/>
         </w:rPr>
-        <w:t>Approving, denying and delet</w:t>
-      </w:r>
-      <w:r>
-        <w:rPr>
-          <w:rFonts w:ascii="Segoe UI" w:eastAsia="Times New Roman" w:hAnsi="Segoe UI" w:cs="Segoe UI"/>
-        </w:rPr>
-        <w:t>ing accounts</w:t>
+        <w:t>Approving, denying and deleting accounts</w:t>
       </w:r>
     </w:p>
     <w:p>
@@ -5759,7 +5780,15 @@
           <w:sz w:val="22"/>
           <w:szCs w:val="22"/>
         </w:rPr>
-        <w:t xml:space="preserve"> column and filterable from the bar above the table:</w:t>
+        <w:t xml:space="preserve"> co</w:t>
+      </w:r>
+      <w:r>
+        <w:rPr>
+          <w:rFonts w:ascii="Segoe UI" w:hAnsi="Segoe UI" w:cs="Segoe UI"/>
+          <w:sz w:val="22"/>
+          <w:szCs w:val="22"/>
+        </w:rPr>
+        <w:t>lumn and filterable from the bar above the table:</w:t>
       </w:r>
     </w:p>
     <w:tbl>
@@ -6008,15 +6037,7 @@
                 <w:sz w:val="19"/>
                 <w:szCs w:val="19"/>
               </w:rPr>
-              <w:t xml:space="preserve">The account works </w:t>
-            </w:r>
-            <w:r>
-              <w:rPr>
-                <w:rFonts w:ascii="Segoe UI" w:eastAsia="Times New Roman" w:hAnsi="Segoe UI" w:cs="Segoe UI"/>
-                <w:sz w:val="19"/>
-                <w:szCs w:val="19"/>
-              </w:rPr>
-              <w:t>normally.</w:t>
+              <w:t>The account works normally.</w:t>
             </w:r>
           </w:p>
         </w:tc>
@@ -6090,7 +6111,15 @@
                 <w:sz w:val="19"/>
                 <w:szCs w:val="19"/>
               </w:rPr>
-              <w:t>Somebody decided no. They cannot sign in, and an open session stops working immediately.</w:t>
+              <w:t xml:space="preserve">Somebody decided no. They cannot sign in, and an open session stops </w:t>
+            </w:r>
+            <w:r>
+              <w:rPr>
+                <w:rFonts w:ascii="Segoe UI" w:eastAsia="Times New Roman" w:hAnsi="Segoe UI" w:cs="Segoe UI"/>
+                <w:sz w:val="19"/>
+                <w:szCs w:val="19"/>
+              </w:rPr>
+              <w:t>working immediately.</w:t>
             </w:r>
           </w:p>
         </w:tc>
@@ -6129,15 +6158,7 @@
           <w:sz w:val="22"/>
           <w:szCs w:val="22"/>
         </w:rPr>
-        <w:t xml:space="preserve"> card at the top of the page counts the Pending accounts. It is amber whenever it is not zero, because it is the one number </w:t>
-      </w:r>
-      <w:r>
-        <w:rPr>
-          <w:rFonts w:ascii="Segoe UI" w:hAnsi="Segoe UI" w:cs="Segoe UI"/>
-          <w:sz w:val="22"/>
-          <w:szCs w:val="22"/>
-        </w:rPr>
-        <w:t>on this page that is a job rather than a statistic.</w:t>
+        <w:t xml:space="preserve"> card at the top of the page counts the Pending accounts. It is amber whenever it is not zero, because it is the one number on this page that is a job rather than a statistic.</w:t>
       </w:r>
     </w:p>
     <w:p>
@@ -6183,7 +6204,15 @@
           <w:sz w:val="22"/>
           <w:szCs w:val="22"/>
         </w:rPr>
-        <w:t xml:space="preserve"> are buttons on the row — no dialog, because approving a morning's registrations should not mean opening five of them. Denying is not permanent: press </w:t>
+        <w:t xml:space="preserve"> are buttons on the </w:t>
+      </w:r>
+      <w:r>
+        <w:rPr>
+          <w:rFonts w:ascii="Segoe UI" w:hAnsi="Segoe UI" w:cs="Segoe UI"/>
+          <w:sz w:val="22"/>
+          <w:szCs w:val="22"/>
+        </w:rPr>
+        <w:t xml:space="preserve">row — no dialog, because approving a morning's registrations should not mean opening five of them. Denying is not permanent: press </w:t>
       </w:r>
       <w:r>
         <w:rPr>
@@ -6665,7 +6694,15 @@
           <w:sz w:val="22"/>
           <w:szCs w:val="22"/>
         </w:rPr>
-        <w:t>There is no "create user" form. Ask the person to register themselves, so they enrol their own face photo, and then set their role and permissions here.</w:t>
+        <w:t>There is no "create user" form. Ask the person to register themselves, then set their role and permissions here. Registering no longer obliges them to enrol a face, so some accounts will have none; the list filters on who has one, and you can add a p</w:t>
+      </w:r>
+      <w:r>
+        <w:rPr>
+          <w:rFonts w:ascii="Segoe UI" w:hAnsi="Segoe UI" w:cs="Segoe UI"/>
+          <w:sz w:val="22"/>
+          <w:szCs w:val="22"/>
+        </w:rPr>
+        <w:t>hoto for them from the same dialog you edit them in.</w:t>
       </w:r>
     </w:p>
     <w:p>
@@ -6942,7 +6979,15 @@
                 <w:sz w:val="19"/>
                 <w:szCs w:val="19"/>
               </w:rPr>
-              <w:t xml:space="preserve"> on the Users page.</w:t>
+              <w:t xml:space="preserve"> </w:t>
+            </w:r>
+            <w:r>
+              <w:rPr>
+                <w:rFonts w:ascii="Segoe UI" w:eastAsia="Times New Roman" w:hAnsi="Segoe UI" w:cs="Segoe UI"/>
+                <w:sz w:val="19"/>
+                <w:szCs w:val="19"/>
+              </w:rPr>
+              <w:t>on the Users page.</w:t>
             </w:r>
           </w:p>
         </w:tc>
@@ -7176,15 +7221,7 @@
                 <w:sz w:val="19"/>
                 <w:szCs w:val="19"/>
               </w:rPr>
-              <w:t>Its owner shared it with named</w:t>
-            </w:r>
-            <w:r>
-              <w:rPr>
-                <w:rFonts w:ascii="Segoe UI" w:eastAsia="Times New Roman" w:hAnsi="Segoe UI" w:cs="Segoe UI"/>
-                <w:sz w:val="19"/>
-                <w:szCs w:val="19"/>
-              </w:rPr>
-              <w:t xml:space="preserve"> people and you are not one of them. Ask them to add you.</w:t>
+              <w:t>Its owner shared it with named people and you are not one of them. Ask them to add you.</w:t>
             </w:r>
           </w:p>
         </w:tc>
@@ -7256,7 +7293,15 @@
                 <w:sz w:val="19"/>
                 <w:szCs w:val="19"/>
               </w:rPr>
-              <w:t>They have not opened it. The time appears by itself once they do — there is nothing to refresh.</w:t>
+              <w:t>They have not opened it. The time appears by itself once they do — there</w:t>
+            </w:r>
+            <w:r>
+              <w:rPr>
+                <w:rFonts w:ascii="Segoe UI" w:eastAsia="Times New Roman" w:hAnsi="Segoe UI" w:cs="Segoe UI"/>
+                <w:sz w:val="19"/>
+                <w:szCs w:val="19"/>
+              </w:rPr>
+              <w:t xml:space="preserve"> is nothing to refresh.</w:t>
             </w:r>
           </w:p>
         </w:tc>
@@ -7328,15 +7373,7 @@
                 <w:sz w:val="19"/>
                 <w:szCs w:val="19"/>
               </w:rPr>
-              <w:t xml:space="preserve">It counts posts you </w:t>
-            </w:r>
-            <w:r>
-              <w:rPr>
-                <w:rFonts w:ascii="Segoe UI" w:eastAsia="Times New Roman" w:hAnsi="Segoe UI" w:cs="Segoe UI"/>
-                <w:sz w:val="19"/>
-                <w:szCs w:val="19"/>
-              </w:rPr>
-              <w:t>have not opened. Open each one; the count falls as you read.</w:t>
+              <w:t>It counts posts you have not opened. Open each one; the count falls as you read.</w:t>
             </w:r>
           </w:p>
         </w:tc>
@@ -8788,348 +8825,9 @@
 <file path=word/numbering.xml><?xml version="1.0" encoding="utf-8"?>
 <w:numbering xmlns:wpc="http://schemas.microsoft.com/office/word/2010/wordprocessingCanvas" xmlns:cx="http://schemas.microsoft.com/office/drawing/2014/chartex" xmlns:mc="http://schemas.openxmlformats.org/markup-compatibility/2006" xmlns:o="urn:schemas-microsoft-com:office:office" xmlns:r="http://schemas.openxmlformats.org/officeDocument/2006/relationships" xmlns:m="http://schemas.openxmlformats.org/officeDocument/2006/math" xmlns:v="urn:schemas-microsoft-com:vml" xmlns:wp14="http://schemas.microsoft.com/office/word/2010/wordprocessingDrawing" xmlns:wp="http://schemas.openxmlformats.org/drawingml/2006/wordprocessingDrawing" xmlns:w10="urn:schemas-microsoft-com:office:word" xmlns:w="http://schemas.openxmlformats.org/wordprocessingml/2006/main" xmlns:w14="http://schemas.microsoft.com/office/word/2010/wordml" xmlns:w15="http://schemas.microsoft.com/office/word/2012/wordml" xmlns:w16se="http://schemas.microsoft.com/office/word/2015/wordml/symex" xmlns:wpg="http://schemas.microsoft.com/office/word/2010/wordprocessingGroup" xmlns:wpi="http://schemas.microsoft.com/office/word/2010/wordprocessingInk" xmlns:wne="http://schemas.microsoft.com/office/word/2006/wordml" xmlns:wps="http://schemas.microsoft.com/office/word/2010/wordprocessingShape" mc:Ignorable="w14 w15 w16se wp14">
   <w:abstractNum w:abstractNumId="0" w15:restartNumberingAfterBreak="0">
-    <w:nsid w:val="0A2E3442"/>
+    <w:nsid w:val="031B43D8"/>
     <w:multiLevelType w:val="multilevel"/>
-    <w:tmpl w:val="FB440EDC"/>
-    <w:lvl w:ilvl="0">
-      <w:start w:val="1"/>
-      <w:numFmt w:val="decimal"/>
-      <w:lvlText w:val="%1."/>
-      <w:lvlJc w:val="left"/>
-      <w:pPr>
-        <w:tabs>
-          <w:tab w:val="num" w:pos="720"/>
-        </w:tabs>
-        <w:ind w:left="720" w:hanging="360"/>
-      </w:pPr>
-    </w:lvl>
-    <w:lvl w:ilvl="1" w:tentative="1">
-      <w:start w:val="1"/>
-      <w:numFmt w:val="decimal"/>
-      <w:lvlText w:val="%2."/>
-      <w:lvlJc w:val="left"/>
-      <w:pPr>
-        <w:tabs>
-          <w:tab w:val="num" w:pos="1440"/>
-        </w:tabs>
-        <w:ind w:left="1440" w:hanging="360"/>
-      </w:pPr>
-    </w:lvl>
-    <w:lvl w:ilvl="2" w:tentative="1">
-      <w:start w:val="1"/>
-      <w:numFmt w:val="decimal"/>
-      <w:lvlText w:val="%3."/>
-      <w:lvlJc w:val="left"/>
-      <w:pPr>
-        <w:tabs>
-          <w:tab w:val="num" w:pos="2160"/>
-        </w:tabs>
-        <w:ind w:left="2160" w:hanging="360"/>
-      </w:pPr>
-    </w:lvl>
-    <w:lvl w:ilvl="3" w:tentative="1">
-      <w:start w:val="1"/>
-      <w:numFmt w:val="decimal"/>
-      <w:lvlText w:val="%4."/>
-      <w:lvlJc w:val="left"/>
-      <w:pPr>
-        <w:tabs>
-          <w:tab w:val="num" w:pos="2880"/>
-        </w:tabs>
-        <w:ind w:left="2880" w:hanging="360"/>
-      </w:pPr>
-    </w:lvl>
-    <w:lvl w:ilvl="4" w:tentative="1">
-      <w:start w:val="1"/>
-      <w:numFmt w:val="decimal"/>
-      <w:lvlText w:val="%5."/>
-      <w:lvlJc w:val="left"/>
-      <w:pPr>
-        <w:tabs>
-          <w:tab w:val="num" w:pos="3600"/>
-        </w:tabs>
-        <w:ind w:left="3600" w:hanging="360"/>
-      </w:pPr>
-    </w:lvl>
-    <w:lvl w:ilvl="5" w:tentative="1">
-      <w:start w:val="1"/>
-      <w:numFmt w:val="decimal"/>
-      <w:lvlText w:val="%6."/>
-      <w:lvlJc w:val="left"/>
-      <w:pPr>
-        <w:tabs>
-          <w:tab w:val="num" w:pos="4320"/>
-        </w:tabs>
-        <w:ind w:left="4320" w:hanging="360"/>
-      </w:pPr>
-    </w:lvl>
-    <w:lvl w:ilvl="6" w:tentative="1">
-      <w:start w:val="1"/>
-      <w:numFmt w:val="decimal"/>
-      <w:lvlText w:val="%7."/>
-      <w:lvlJc w:val="left"/>
-      <w:pPr>
-        <w:tabs>
-          <w:tab w:val="num" w:pos="5040"/>
-        </w:tabs>
-        <w:ind w:left="5040" w:hanging="360"/>
-      </w:pPr>
-    </w:lvl>
-    <w:lvl w:ilvl="7" w:tentative="1">
-      <w:start w:val="1"/>
-      <w:numFmt w:val="decimal"/>
-      <w:lvlText w:val="%8."/>
-      <w:lvlJc w:val="left"/>
-      <w:pPr>
-        <w:tabs>
-          <w:tab w:val="num" w:pos="5760"/>
-        </w:tabs>
-        <w:ind w:left="5760" w:hanging="360"/>
-      </w:pPr>
-    </w:lvl>
-    <w:lvl w:ilvl="8" w:tentative="1">
-      <w:start w:val="1"/>
-      <w:numFmt w:val="decimal"/>
-      <w:lvlText w:val="%9."/>
-      <w:lvlJc w:val="left"/>
-      <w:pPr>
-        <w:tabs>
-          <w:tab w:val="num" w:pos="6480"/>
-        </w:tabs>
-        <w:ind w:left="6480" w:hanging="360"/>
-      </w:pPr>
-    </w:lvl>
-  </w:abstractNum>
-  <w:abstractNum w:abstractNumId="1" w15:restartNumberingAfterBreak="0">
-    <w:nsid w:val="302B1FAB"/>
-    <w:multiLevelType w:val="multilevel"/>
-    <w:tmpl w:val="48C4D65C"/>
-    <w:lvl w:ilvl="0">
-      <w:start w:val="1"/>
-      <w:numFmt w:val="decimal"/>
-      <w:lvlText w:val="%1."/>
-      <w:lvlJc w:val="left"/>
-      <w:pPr>
-        <w:tabs>
-          <w:tab w:val="num" w:pos="720"/>
-        </w:tabs>
-        <w:ind w:left="720" w:hanging="360"/>
-      </w:pPr>
-    </w:lvl>
-    <w:lvl w:ilvl="1" w:tentative="1">
-      <w:start w:val="1"/>
-      <w:numFmt w:val="decimal"/>
-      <w:lvlText w:val="%2."/>
-      <w:lvlJc w:val="left"/>
-      <w:pPr>
-        <w:tabs>
-          <w:tab w:val="num" w:pos="1440"/>
-        </w:tabs>
-        <w:ind w:left="1440" w:hanging="360"/>
-      </w:pPr>
-    </w:lvl>
-    <w:lvl w:ilvl="2" w:tentative="1">
-      <w:start w:val="1"/>
-      <w:numFmt w:val="decimal"/>
-      <w:lvlText w:val="%3."/>
-      <w:lvlJc w:val="left"/>
-      <w:pPr>
-        <w:tabs>
-          <w:tab w:val="num" w:pos="2160"/>
-        </w:tabs>
-        <w:ind w:left="2160" w:hanging="360"/>
-      </w:pPr>
-    </w:lvl>
-    <w:lvl w:ilvl="3" w:tentative="1">
-      <w:start w:val="1"/>
-      <w:numFmt w:val="decimal"/>
-      <w:lvlText w:val="%4."/>
-      <w:lvlJc w:val="left"/>
-      <w:pPr>
-        <w:tabs>
-          <w:tab w:val="num" w:pos="2880"/>
-        </w:tabs>
-        <w:ind w:left="2880" w:hanging="360"/>
-      </w:pPr>
-    </w:lvl>
-    <w:lvl w:ilvl="4" w:tentative="1">
-      <w:start w:val="1"/>
-      <w:numFmt w:val="decimal"/>
-      <w:lvlText w:val="%5."/>
-      <w:lvlJc w:val="left"/>
-      <w:pPr>
-        <w:tabs>
-          <w:tab w:val="num" w:pos="3600"/>
-        </w:tabs>
-        <w:ind w:left="3600" w:hanging="360"/>
-      </w:pPr>
-    </w:lvl>
-    <w:lvl w:ilvl="5" w:tentative="1">
-      <w:start w:val="1"/>
-      <w:numFmt w:val="decimal"/>
-      <w:lvlText w:val="%6."/>
-      <w:lvlJc w:val="left"/>
-      <w:pPr>
-        <w:tabs>
-          <w:tab w:val="num" w:pos="4320"/>
-        </w:tabs>
-        <w:ind w:left="4320" w:hanging="360"/>
-      </w:pPr>
-    </w:lvl>
-    <w:lvl w:ilvl="6" w:tentative="1">
-      <w:start w:val="1"/>
-      <w:numFmt w:val="decimal"/>
-      <w:lvlText w:val="%7."/>
-      <w:lvlJc w:val="left"/>
-      <w:pPr>
-        <w:tabs>
-          <w:tab w:val="num" w:pos="5040"/>
-        </w:tabs>
-        <w:ind w:left="5040" w:hanging="360"/>
-      </w:pPr>
-    </w:lvl>
-    <w:lvl w:ilvl="7" w:tentative="1">
-      <w:start w:val="1"/>
-      <w:numFmt w:val="decimal"/>
-      <w:lvlText w:val="%8."/>
-      <w:lvlJc w:val="left"/>
-      <w:pPr>
-        <w:tabs>
-          <w:tab w:val="num" w:pos="5760"/>
-        </w:tabs>
-        <w:ind w:left="5760" w:hanging="360"/>
-      </w:pPr>
-    </w:lvl>
-    <w:lvl w:ilvl="8" w:tentative="1">
-      <w:start w:val="1"/>
-      <w:numFmt w:val="decimal"/>
-      <w:lvlText w:val="%9."/>
-      <w:lvlJc w:val="left"/>
-      <w:pPr>
-        <w:tabs>
-          <w:tab w:val="num" w:pos="6480"/>
-        </w:tabs>
-        <w:ind w:left="6480" w:hanging="360"/>
-      </w:pPr>
-    </w:lvl>
-  </w:abstractNum>
-  <w:abstractNum w:abstractNumId="2" w15:restartNumberingAfterBreak="0">
-    <w:nsid w:val="3598471F"/>
-    <w:multiLevelType w:val="multilevel"/>
-    <w:tmpl w:val="4386F1C6"/>
-    <w:lvl w:ilvl="0">
-      <w:start w:val="1"/>
-      <w:numFmt w:val="decimal"/>
-      <w:lvlText w:val="%1."/>
-      <w:lvlJc w:val="left"/>
-      <w:pPr>
-        <w:tabs>
-          <w:tab w:val="num" w:pos="720"/>
-        </w:tabs>
-        <w:ind w:left="720" w:hanging="360"/>
-      </w:pPr>
-    </w:lvl>
-    <w:lvl w:ilvl="1" w:tentative="1">
-      <w:start w:val="1"/>
-      <w:numFmt w:val="decimal"/>
-      <w:lvlText w:val="%2."/>
-      <w:lvlJc w:val="left"/>
-      <w:pPr>
-        <w:tabs>
-          <w:tab w:val="num" w:pos="1440"/>
-        </w:tabs>
-        <w:ind w:left="1440" w:hanging="360"/>
-      </w:pPr>
-    </w:lvl>
-    <w:lvl w:ilvl="2" w:tentative="1">
-      <w:start w:val="1"/>
-      <w:numFmt w:val="decimal"/>
-      <w:lvlText w:val="%3."/>
-      <w:lvlJc w:val="left"/>
-      <w:pPr>
-        <w:tabs>
-          <w:tab w:val="num" w:pos="2160"/>
-        </w:tabs>
-        <w:ind w:left="2160" w:hanging="360"/>
-      </w:pPr>
-    </w:lvl>
-    <w:lvl w:ilvl="3" w:tentative="1">
-      <w:start w:val="1"/>
-      <w:numFmt w:val="decimal"/>
-      <w:lvlText w:val="%4."/>
-      <w:lvlJc w:val="left"/>
-      <w:pPr>
-        <w:tabs>
-          <w:tab w:val="num" w:pos="2880"/>
-        </w:tabs>
-        <w:ind w:left="2880" w:hanging="360"/>
-      </w:pPr>
-    </w:lvl>
-    <w:lvl w:ilvl="4" w:tentative="1">
-      <w:start w:val="1"/>
-      <w:numFmt w:val="decimal"/>
-      <w:lvlText w:val="%5."/>
-      <w:lvlJc w:val="left"/>
-      <w:pPr>
-        <w:tabs>
-          <w:tab w:val="num" w:pos="3600"/>
-        </w:tabs>
-        <w:ind w:left="3600" w:hanging="360"/>
-      </w:pPr>
-    </w:lvl>
-    <w:lvl w:ilvl="5" w:tentative="1">
-      <w:start w:val="1"/>
-      <w:numFmt w:val="decimal"/>
-      <w:lvlText w:val="%6."/>
-      <w:lvlJc w:val="left"/>
-      <w:pPr>
-        <w:tabs>
-          <w:tab w:val="num" w:pos="4320"/>
-        </w:tabs>
-        <w:ind w:left="4320" w:hanging="360"/>
-      </w:pPr>
-    </w:lvl>
-    <w:lvl w:ilvl="6" w:tentative="1">
-      <w:start w:val="1"/>
-      <w:numFmt w:val="decimal"/>
-      <w:lvlText w:val="%7."/>
-      <w:lvlJc w:val="left"/>
-      <w:pPr>
-        <w:tabs>
-          <w:tab w:val="num" w:pos="5040"/>
-        </w:tabs>
-        <w:ind w:left="5040" w:hanging="360"/>
-      </w:pPr>
-    </w:lvl>
-    <w:lvl w:ilvl="7" w:tentative="1">
-      <w:start w:val="1"/>
-      <w:numFmt w:val="decimal"/>
-      <w:lvlText w:val="%8."/>
-      <w:lvlJc w:val="left"/>
-      <w:pPr>
-        <w:tabs>
-          <w:tab w:val="num" w:pos="5760"/>
-        </w:tabs>
-        <w:ind w:left="5760" w:hanging="360"/>
-      </w:pPr>
-    </w:lvl>
-    <w:lvl w:ilvl="8" w:tentative="1">
-      <w:start w:val="1"/>
-      <w:numFmt w:val="decimal"/>
-      <w:lvlText w:val="%9."/>
-      <w:lvlJc w:val="left"/>
-      <w:pPr>
-        <w:tabs>
-          <w:tab w:val="num" w:pos="6480"/>
-        </w:tabs>
-        <w:ind w:left="6480" w:hanging="360"/>
-      </w:pPr>
-    </w:lvl>
-  </w:abstractNum>
-  <w:abstractNum w:abstractNumId="3" w15:restartNumberingAfterBreak="0">
-    <w:nsid w:val="3DB0487B"/>
-    <w:multiLevelType w:val="multilevel"/>
-    <w:tmpl w:val="964AF8BA"/>
+    <w:tmpl w:val="DC9006E4"/>
     <w:lvl w:ilvl="0">
       <w:start w:val="1"/>
       <w:numFmt w:val="bullet"/>
@@ -9275,10 +8973,123 @@
       </w:rPr>
     </w:lvl>
   </w:abstractNum>
-  <w:abstractNum w:abstractNumId="4" w15:restartNumberingAfterBreak="0">
-    <w:nsid w:val="422C4ADA"/>
+  <w:abstractNum w:abstractNumId="1" w15:restartNumberingAfterBreak="0">
+    <w:nsid w:val="09CE4A62"/>
     <w:multiLevelType w:val="multilevel"/>
-    <w:tmpl w:val="C4743DEE"/>
+    <w:tmpl w:val="B8447824"/>
+    <w:lvl w:ilvl="0">
+      <w:start w:val="1"/>
+      <w:numFmt w:val="decimal"/>
+      <w:lvlText w:val="%1."/>
+      <w:lvlJc w:val="left"/>
+      <w:pPr>
+        <w:tabs>
+          <w:tab w:val="num" w:pos="720"/>
+        </w:tabs>
+        <w:ind w:left="720" w:hanging="360"/>
+      </w:pPr>
+    </w:lvl>
+    <w:lvl w:ilvl="1" w:tentative="1">
+      <w:start w:val="1"/>
+      <w:numFmt w:val="decimal"/>
+      <w:lvlText w:val="%2."/>
+      <w:lvlJc w:val="left"/>
+      <w:pPr>
+        <w:tabs>
+          <w:tab w:val="num" w:pos="1440"/>
+        </w:tabs>
+        <w:ind w:left="1440" w:hanging="360"/>
+      </w:pPr>
+    </w:lvl>
+    <w:lvl w:ilvl="2" w:tentative="1">
+      <w:start w:val="1"/>
+      <w:numFmt w:val="decimal"/>
+      <w:lvlText w:val="%3."/>
+      <w:lvlJc w:val="left"/>
+      <w:pPr>
+        <w:tabs>
+          <w:tab w:val="num" w:pos="2160"/>
+        </w:tabs>
+        <w:ind w:left="2160" w:hanging="360"/>
+      </w:pPr>
+    </w:lvl>
+    <w:lvl w:ilvl="3" w:tentative="1">
+      <w:start w:val="1"/>
+      <w:numFmt w:val="decimal"/>
+      <w:lvlText w:val="%4."/>
+      <w:lvlJc w:val="left"/>
+      <w:pPr>
+        <w:tabs>
+          <w:tab w:val="num" w:pos="2880"/>
+        </w:tabs>
+        <w:ind w:left="2880" w:hanging="360"/>
+      </w:pPr>
+    </w:lvl>
+    <w:lvl w:ilvl="4" w:tentative="1">
+      <w:start w:val="1"/>
+      <w:numFmt w:val="decimal"/>
+      <w:lvlText w:val="%5."/>
+      <w:lvlJc w:val="left"/>
+      <w:pPr>
+        <w:tabs>
+          <w:tab w:val="num" w:pos="3600"/>
+        </w:tabs>
+        <w:ind w:left="3600" w:hanging="360"/>
+      </w:pPr>
+    </w:lvl>
+    <w:lvl w:ilvl="5" w:tentative="1">
+      <w:start w:val="1"/>
+      <w:numFmt w:val="decimal"/>
+      <w:lvlText w:val="%6."/>
+      <w:lvlJc w:val="left"/>
+      <w:pPr>
+        <w:tabs>
+          <w:tab w:val="num" w:pos="4320"/>
+        </w:tabs>
+        <w:ind w:left="4320" w:hanging="360"/>
+      </w:pPr>
+    </w:lvl>
+    <w:lvl w:ilvl="6" w:tentative="1">
+      <w:start w:val="1"/>
+      <w:numFmt w:val="decimal"/>
+      <w:lvlText w:val="%7."/>
+      <w:lvlJc w:val="left"/>
+      <w:pPr>
+        <w:tabs>
+          <w:tab w:val="num" w:pos="5040"/>
+        </w:tabs>
+        <w:ind w:left="5040" w:hanging="360"/>
+      </w:pPr>
+    </w:lvl>
+    <w:lvl w:ilvl="7" w:tentative="1">
+      <w:start w:val="1"/>
+      <w:numFmt w:val="decimal"/>
+      <w:lvlText w:val="%8."/>
+      <w:lvlJc w:val="left"/>
+      <w:pPr>
+        <w:tabs>
+          <w:tab w:val="num" w:pos="5760"/>
+        </w:tabs>
+        <w:ind w:left="5760" w:hanging="360"/>
+      </w:pPr>
+    </w:lvl>
+    <w:lvl w:ilvl="8" w:tentative="1">
+      <w:start w:val="1"/>
+      <w:numFmt w:val="decimal"/>
+      <w:lvlText w:val="%9."/>
+      <w:lvlJc w:val="left"/>
+      <w:pPr>
+        <w:tabs>
+          <w:tab w:val="num" w:pos="6480"/>
+        </w:tabs>
+        <w:ind w:left="6480" w:hanging="360"/>
+      </w:pPr>
+    </w:lvl>
+  </w:abstractNum>
+  <w:abstractNum w:abstractNumId="2" w15:restartNumberingAfterBreak="0">
+    <w:nsid w:val="16D7669E"/>
+    <w:multiLevelType w:val="multilevel"/>
+    <w:tmpl w:val="006C77CC"/>
     <w:lvl w:ilvl="0">
       <w:start w:val="1"/>
       <w:numFmt w:val="bullet"/>
@@ -9424,10 +9235,10 @@
       </w:rPr>
     </w:lvl>
   </w:abstractNum>
-  <w:abstractNum w:abstractNumId="5" w15:restartNumberingAfterBreak="0">
-    <w:nsid w:val="4FC465C9"/>
+  <w:abstractNum w:abstractNumId="3" w15:restartNumberingAfterBreak="0">
+    <w:nsid w:val="17ED08DE"/>
     <w:multiLevelType w:val="multilevel"/>
-    <w:tmpl w:val="55CAA088"/>
+    <w:tmpl w:val="A4FCD6AA"/>
     <w:lvl w:ilvl="0">
       <w:start w:val="1"/>
       <w:numFmt w:val="bullet"/>
@@ -9573,10 +9384,236 @@
       </w:rPr>
     </w:lvl>
   </w:abstractNum>
+  <w:abstractNum w:abstractNumId="4" w15:restartNumberingAfterBreak="0">
+    <w:nsid w:val="2D2476A9"/>
+    <w:multiLevelType w:val="multilevel"/>
+    <w:tmpl w:val="197C23E2"/>
+    <w:lvl w:ilvl="0">
+      <w:start w:val="1"/>
+      <w:numFmt w:val="decimal"/>
+      <w:lvlText w:val="%1."/>
+      <w:lvlJc w:val="left"/>
+      <w:pPr>
+        <w:tabs>
+          <w:tab w:val="num" w:pos="720"/>
+        </w:tabs>
+        <w:ind w:left="720" w:hanging="360"/>
+      </w:pPr>
+    </w:lvl>
+    <w:lvl w:ilvl="1" w:tentative="1">
+      <w:start w:val="1"/>
+      <w:numFmt w:val="decimal"/>
+      <w:lvlText w:val="%2."/>
+      <w:lvlJc w:val="left"/>
+      <w:pPr>
+        <w:tabs>
+          <w:tab w:val="num" w:pos="1440"/>
+        </w:tabs>
+        <w:ind w:left="1440" w:hanging="360"/>
+      </w:pPr>
+    </w:lvl>
+    <w:lvl w:ilvl="2" w:tentative="1">
+      <w:start w:val="1"/>
+      <w:numFmt w:val="decimal"/>
+      <w:lvlText w:val="%3."/>
+      <w:lvlJc w:val="left"/>
+      <w:pPr>
+        <w:tabs>
+          <w:tab w:val="num" w:pos="2160"/>
+        </w:tabs>
+        <w:ind w:left="2160" w:hanging="360"/>
+      </w:pPr>
+    </w:lvl>
+    <w:lvl w:ilvl="3" w:tentative="1">
+      <w:start w:val="1"/>
+      <w:numFmt w:val="decimal"/>
+      <w:lvlText w:val="%4."/>
+      <w:lvlJc w:val="left"/>
+      <w:pPr>
+        <w:tabs>
+          <w:tab w:val="num" w:pos="2880"/>
+        </w:tabs>
+        <w:ind w:left="2880" w:hanging="360"/>
+      </w:pPr>
+    </w:lvl>
+    <w:lvl w:ilvl="4" w:tentative="1">
+      <w:start w:val="1"/>
+      <w:numFmt w:val="decimal"/>
+      <w:lvlText w:val="%5."/>
+      <w:lvlJc w:val="left"/>
+      <w:pPr>
+        <w:tabs>
+          <w:tab w:val="num" w:pos="3600"/>
+        </w:tabs>
+        <w:ind w:left="3600" w:hanging="360"/>
+      </w:pPr>
+    </w:lvl>
+    <w:lvl w:ilvl="5" w:tentative="1">
+      <w:start w:val="1"/>
+      <w:numFmt w:val="decimal"/>
+      <w:lvlText w:val="%6."/>
+      <w:lvlJc w:val="left"/>
+      <w:pPr>
+        <w:tabs>
+          <w:tab w:val="num" w:pos="4320"/>
+        </w:tabs>
+        <w:ind w:left="4320" w:hanging="360"/>
+      </w:pPr>
+    </w:lvl>
+    <w:lvl w:ilvl="6" w:tentative="1">
+      <w:start w:val="1"/>
+      <w:numFmt w:val="decimal"/>
+      <w:lvlText w:val="%7."/>
+      <w:lvlJc w:val="left"/>
+      <w:pPr>
+        <w:tabs>
+          <w:tab w:val="num" w:pos="5040"/>
+        </w:tabs>
+        <w:ind w:left="5040" w:hanging="360"/>
+      </w:pPr>
+    </w:lvl>
+    <w:lvl w:ilvl="7" w:tentative="1">
+      <w:start w:val="1"/>
+      <w:numFmt w:val="decimal"/>
+      <w:lvlText w:val="%8."/>
+      <w:lvlJc w:val="left"/>
+      <w:pPr>
+        <w:tabs>
+          <w:tab w:val="num" w:pos="5760"/>
+        </w:tabs>
+        <w:ind w:left="5760" w:hanging="360"/>
+      </w:pPr>
+    </w:lvl>
+    <w:lvl w:ilvl="8" w:tentative="1">
+      <w:start w:val="1"/>
+      <w:numFmt w:val="decimal"/>
+      <w:lvlText w:val="%9."/>
+      <w:lvlJc w:val="left"/>
+      <w:pPr>
+        <w:tabs>
+          <w:tab w:val="num" w:pos="6480"/>
+        </w:tabs>
+        <w:ind w:left="6480" w:hanging="360"/>
+      </w:pPr>
+    </w:lvl>
+  </w:abstractNum>
+  <w:abstractNum w:abstractNumId="5" w15:restartNumberingAfterBreak="0">
+    <w:nsid w:val="327C0A69"/>
+    <w:multiLevelType w:val="multilevel"/>
+    <w:tmpl w:val="0D141A46"/>
+    <w:lvl w:ilvl="0">
+      <w:start w:val="1"/>
+      <w:numFmt w:val="decimal"/>
+      <w:lvlText w:val="%1."/>
+      <w:lvlJc w:val="left"/>
+      <w:pPr>
+        <w:tabs>
+          <w:tab w:val="num" w:pos="720"/>
+        </w:tabs>
+        <w:ind w:left="720" w:hanging="360"/>
+      </w:pPr>
+    </w:lvl>
+    <w:lvl w:ilvl="1" w:tentative="1">
+      <w:start w:val="1"/>
+      <w:numFmt w:val="decimal"/>
+      <w:lvlText w:val="%2."/>
+      <w:lvlJc w:val="left"/>
+      <w:pPr>
+        <w:tabs>
+          <w:tab w:val="num" w:pos="1440"/>
+        </w:tabs>
+        <w:ind w:left="1440" w:hanging="360"/>
+      </w:pPr>
+    </w:lvl>
+    <w:lvl w:ilvl="2" w:tentative="1">
+      <w:start w:val="1"/>
+      <w:numFmt w:val="decimal"/>
+      <w:lvlText w:val="%3."/>
+      <w:lvlJc w:val="left"/>
+      <w:pPr>
+        <w:tabs>
+          <w:tab w:val="num" w:pos="2160"/>
+        </w:tabs>
+        <w:ind w:left="2160" w:hanging="360"/>
+      </w:pPr>
+    </w:lvl>
+    <w:lvl w:ilvl="3" w:tentative="1">
+      <w:start w:val="1"/>
+      <w:numFmt w:val="decimal"/>
+      <w:lvlText w:val="%4."/>
+      <w:lvlJc w:val="left"/>
+      <w:pPr>
+        <w:tabs>
+          <w:tab w:val="num" w:pos="2880"/>
+        </w:tabs>
+        <w:ind w:left="2880" w:hanging="360"/>
+      </w:pPr>
+    </w:lvl>
+    <w:lvl w:ilvl="4" w:tentative="1">
+      <w:start w:val="1"/>
+      <w:numFmt w:val="decimal"/>
+      <w:lvlText w:val="%5."/>
+      <w:lvlJc w:val="left"/>
+      <w:pPr>
+        <w:tabs>
+          <w:tab w:val="num" w:pos="3600"/>
+        </w:tabs>
+        <w:ind w:left="3600" w:hanging="360"/>
+      </w:pPr>
+    </w:lvl>
+    <w:lvl w:ilvl="5" w:tentative="1">
+      <w:start w:val="1"/>
+      <w:numFmt w:val="decimal"/>
+      <w:lvlText w:val="%6."/>
+      <w:lvlJc w:val="left"/>
+      <w:pPr>
+        <w:tabs>
+          <w:tab w:val="num" w:pos="4320"/>
+        </w:tabs>
+        <w:ind w:left="4320" w:hanging="360"/>
+      </w:pPr>
+    </w:lvl>
+    <w:lvl w:ilvl="6" w:tentative="1">
+      <w:start w:val="1"/>
+      <w:numFmt w:val="decimal"/>
+      <w:lvlText w:val="%7."/>
+      <w:lvlJc w:val="left"/>
+      <w:pPr>
+        <w:tabs>
+          <w:tab w:val="num" w:pos="5040"/>
+        </w:tabs>
+        <w:ind w:left="5040" w:hanging="360"/>
+      </w:pPr>
+    </w:lvl>
+    <w:lvl w:ilvl="7" w:tentative="1">
+      <w:start w:val="1"/>
+      <w:numFmt w:val="decimal"/>
+      <w:lvlText w:val="%8."/>
+      <w:lvlJc w:val="left"/>
+      <w:pPr>
+        <w:tabs>
+          <w:tab w:val="num" w:pos="5760"/>
+        </w:tabs>
+        <w:ind w:left="5760" w:hanging="360"/>
+      </w:pPr>
+    </w:lvl>
+    <w:lvl w:ilvl="8" w:tentative="1">
+      <w:start w:val="1"/>
+      <w:numFmt w:val="decimal"/>
+      <w:lvlText w:val="%9."/>
+      <w:lvlJc w:val="left"/>
+      <w:pPr>
+        <w:tabs>
+          <w:tab w:val="num" w:pos="6480"/>
+        </w:tabs>
+        <w:ind w:left="6480" w:hanging="360"/>
+      </w:pPr>
+    </w:lvl>
+  </w:abstractNum>
   <w:abstractNum w:abstractNumId="6" w15:restartNumberingAfterBreak="0">
-    <w:nsid w:val="65CA33EB"/>
+    <w:nsid w:val="416805C2"/>
     <w:multiLevelType w:val="multilevel"/>
-    <w:tmpl w:val="0694AFFA"/>
+    <w:tmpl w:val="14041EC8"/>
     <w:lvl w:ilvl="0">
       <w:start w:val="1"/>
       <w:numFmt w:val="bullet"/>
@@ -9723,9 +9760,9 @@
     </w:lvl>
   </w:abstractNum>
   <w:abstractNum w:abstractNumId="7" w15:restartNumberingAfterBreak="0">
-    <w:nsid w:val="68293B15"/>
+    <w:nsid w:val="455A4333"/>
     <w:multiLevelType w:val="multilevel"/>
-    <w:tmpl w:val="AB8461B6"/>
+    <w:tmpl w:val="6C706AA8"/>
     <w:lvl w:ilvl="0">
       <w:start w:val="1"/>
       <w:numFmt w:val="bullet"/>
@@ -9872,9 +9909,9 @@
     </w:lvl>
   </w:abstractNum>
   <w:abstractNum w:abstractNumId="8" w15:restartNumberingAfterBreak="0">
-    <w:nsid w:val="73A67975"/>
+    <w:nsid w:val="50AE60CD"/>
     <w:multiLevelType w:val="multilevel"/>
-    <w:tmpl w:val="BBE4913A"/>
+    <w:tmpl w:val="E7BA4AE4"/>
     <w:lvl w:ilvl="0">
       <w:start w:val="1"/>
       <w:numFmt w:val="bullet"/>
@@ -10021,13 +10058,13 @@
     </w:lvl>
   </w:abstractNum>
   <w:num w:numId="1">
-    <w:abstractNumId w:val="0"/>
+    <w:abstractNumId w:val="5"/>
   </w:num>
   <w:num w:numId="2">
-    <w:abstractNumId w:val="2"/>
+    <w:abstractNumId w:val="4"/>
   </w:num>
   <w:num w:numId="3">
-    <w:abstractNumId w:val="7"/>
+    <w:abstractNumId w:val="0"/>
   </w:num>
   <w:num w:numId="4">
     <w:abstractNumId w:val="1"/>
@@ -10036,16 +10073,16 @@
     <w:abstractNumId w:val="6"/>
   </w:num>
   <w:num w:numId="6">
+    <w:abstractNumId w:val="2"/>
+  </w:num>
+  <w:num w:numId="7">
     <w:abstractNumId w:val="8"/>
   </w:num>
-  <w:num w:numId="7">
-    <w:abstractNumId w:val="4"/>
-  </w:num>
   <w:num w:numId="8">
-    <w:abstractNumId w:val="3"/>
+    <w:abstractNumId w:val="7"/>
   </w:num>
   <w:num w:numId="9">
-    <w:abstractNumId w:val="5"/>
+    <w:abstractNumId w:val="3"/>
   </w:num>
 </w:numbering>
 </file>
